--- a/2021年/2021年12月中国电子学会软件编程图形化等级考试4级测试卷.docx
+++ b/2021年/2021年12月中国电子学会软件编程图形化等级考试4级测试卷.docx
@@ -1,379 +1,5 @@
 
-<file path=customXml\item1.xml><?xml version="1.0" encoding="utf-8"?>
-<s:customData xmlns="http://www.wps.cn/officeDocument/2013/wpsCustomData" xmlns:s="http://www.wps.cn/officeDocument/2013/wpsCustomData">
-  <customSectProps>
-    <customSectPr/>
-  </customSectProps>
-</s:customData>
-</file>
-
-<file path=customXml\itemProps1.xml><?xml version="1.0" encoding="utf-8"?>
-<ds:datastoreItem xmlns:ds="http://schemas.openxmlformats.org/officeDocument/2006/customXml" ds:itemID="{B1977F7D-205B-4081-913C-38D41E755F92}">
-  <ds:schemaRefs>
-    <ds:schemaRef ds:uri="http://www.wps.cn/officeDocument/2013/wpsCustomData"/>
-  </ds:schemaRefs>
-</ds:datastoreItem>
-</file>
-
-<file path=docProps\app.xml><?xml version="1.0" encoding="utf-8"?>
-<Properties xmlns="http://schemas.openxmlformats.org/officeDocument/2006/extended-properties" xmlns:vt="http://schemas.openxmlformats.org/officeDocument/2006/docPropsVTypes">
-  <Template>Normal.dotm</Template>
-  <Pages>1</Pages>
-  <Words>0</Words>
-  <Characters>0</Characters>
-  <Lines>0</Lines>
-  <Paragraphs>0</Paragraphs>
-  <TotalTime>1</TotalTime>
-  <ScaleCrop>false</ScaleCrop>
-  <LinksUpToDate>false</LinksUpToDate>
-  <CharactersWithSpaces>0</CharactersWithSpaces>
-  <Application>WPS Office_11.1.0.11194_F1E327BC-269C-435d-A152-05C5408002CA</Application>
-  <DocSecurity>0</DocSecurity>
-</Properties>
-</file>
-
-<file path=docProps\core.xml><?xml version="1.0" encoding="utf-8"?>
-<cp:coreProperties xmlns:cp="http://schemas.openxmlformats.org/package/2006/metadata/core-properties" xmlns:dc="http://purl.org/dc/elements/1.1/" xmlns:dcterms="http://purl.org/dc/terms/" xmlns:dcmitype="http://purl.org/dc/dcmitype/" xmlns:xsi="http://www.w3.org/2001/XMLSchema-instance">
-  <dcterms:created xsi:type="dcterms:W3CDTF">2021-12-23T03:26:00Z</dcterms:created>
-  <dc:creator>黎～</dc:creator>
-  <cp:lastModifiedBy>黎～</cp:lastModifiedBy>
-  <dcterms:modified xsi:type="dcterms:W3CDTF">2021-12-23T03:28:06Z</dcterms:modified>
-  <cp:revision>1</cp:revision>
-</cp:coreProperties>
-</file>
-
-<file path=docProps\custom.xml><?xml version="1.0" encoding="utf-8"?>
-<Properties xmlns="http://schemas.openxmlformats.org/officeDocument/2006/custom-properties" xmlns:vt="http://schemas.openxmlformats.org/officeDocument/2006/docPropsVTypes">
-  <property fmtid="{D5CDD505-2E9C-101B-9397-08002B2CF9AE}" pid="2" name="KSOProductBuildVer">
-    <vt:lpwstr>2052-11.1.0.11194</vt:lpwstr>
-  </property>
-  <property fmtid="{D5CDD505-2E9C-101B-9397-08002B2CF9AE}" pid="3" name="ICV">
-    <vt:lpwstr>637097458A2D42FE9BB29B54483D8AD8</vt:lpwstr>
-  </property>
-</Properties>
-</file>
-
-<file path=word\activeX\activeX1.xml><?xml version="1.0" encoding="utf-8"?>
-<ax:ocx xmlns:ax="http://schemas.microsoft.com/office/2006/activeX" xmlns:r="http://schemas.openxmlformats.org/officeDocument/2006/relationships" ax:classid="{5512D118-5CC6-11CF-8D67-00AA00BDCE1D}" r:id="rId1" ax:persistence="persistStorage"/>
-</file>
-
-<file path=word\activeX\activeX10.xml><?xml version="1.0" encoding="utf-8"?>
-<ax:ocx xmlns:ax="http://schemas.microsoft.com/office/2006/activeX" xmlns:r="http://schemas.openxmlformats.org/officeDocument/2006/relationships" ax:classid="{5512D118-5CC6-11CF-8D67-00AA00BDCE1D}" r:id="rId1" ax:persistence="persistStorage"/>
-</file>
-
-<file path=word\activeX\activeX11.xml><?xml version="1.0" encoding="utf-8"?>
-<ax:ocx xmlns:ax="http://schemas.microsoft.com/office/2006/activeX" xmlns:r="http://schemas.openxmlformats.org/officeDocument/2006/relationships" ax:classid="{5512D118-5CC6-11CF-8D67-00AA00BDCE1D}" r:id="rId1" ax:persistence="persistStorage"/>
-</file>
-
-<file path=word\activeX\activeX12.xml><?xml version="1.0" encoding="utf-8"?>
-<ax:ocx xmlns:ax="http://schemas.microsoft.com/office/2006/activeX" xmlns:r="http://schemas.openxmlformats.org/officeDocument/2006/relationships" ax:classid="{5512D118-5CC6-11CF-8D67-00AA00BDCE1D}" r:id="rId1" ax:persistence="persistStorage"/>
-</file>
-
-<file path=word\activeX\activeX13.xml><?xml version="1.0" encoding="utf-8"?>
-<ax:ocx xmlns:ax="http://schemas.microsoft.com/office/2006/activeX" xmlns:r="http://schemas.openxmlformats.org/officeDocument/2006/relationships" ax:classid="{5512D118-5CC6-11CF-8D67-00AA00BDCE1D}" r:id="rId1" ax:persistence="persistStorage"/>
-</file>
-
-<file path=word\activeX\activeX14.xml><?xml version="1.0" encoding="utf-8"?>
-<ax:ocx xmlns:ax="http://schemas.microsoft.com/office/2006/activeX" xmlns:r="http://schemas.openxmlformats.org/officeDocument/2006/relationships" ax:classid="{5512D118-5CC6-11CF-8D67-00AA00BDCE1D}" r:id="rId1" ax:persistence="persistStorage"/>
-</file>
-
-<file path=word\activeX\activeX15.xml><?xml version="1.0" encoding="utf-8"?>
-<ax:ocx xmlns:ax="http://schemas.microsoft.com/office/2006/activeX" xmlns:r="http://schemas.openxmlformats.org/officeDocument/2006/relationships" ax:classid="{5512D118-5CC6-11CF-8D67-00AA00BDCE1D}" r:id="rId1" ax:persistence="persistStorage"/>
-</file>
-
-<file path=word\activeX\activeX16.xml><?xml version="1.0" encoding="utf-8"?>
-<ax:ocx xmlns:ax="http://schemas.microsoft.com/office/2006/activeX" xmlns:r="http://schemas.openxmlformats.org/officeDocument/2006/relationships" ax:classid="{5512D118-5CC6-11CF-8D67-00AA00BDCE1D}" r:id="rId1" ax:persistence="persistStorage"/>
-</file>
-
-<file path=word\activeX\activeX17.xml><?xml version="1.0" encoding="utf-8"?>
-<ax:ocx xmlns:ax="http://schemas.microsoft.com/office/2006/activeX" xmlns:r="http://schemas.openxmlformats.org/officeDocument/2006/relationships" ax:classid="{5512D118-5CC6-11CF-8D67-00AA00BDCE1D}" r:id="rId1" ax:persistence="persistStorage"/>
-</file>
-
-<file path=word\activeX\activeX18.xml><?xml version="1.0" encoding="utf-8"?>
-<ax:ocx xmlns:ax="http://schemas.microsoft.com/office/2006/activeX" xmlns:r="http://schemas.openxmlformats.org/officeDocument/2006/relationships" ax:classid="{5512D118-5CC6-11CF-8D67-00AA00BDCE1D}" r:id="rId1" ax:persistence="persistStorage"/>
-</file>
-
-<file path=word\activeX\activeX19.xml><?xml version="1.0" encoding="utf-8"?>
-<ax:ocx xmlns:ax="http://schemas.microsoft.com/office/2006/activeX" xmlns:r="http://schemas.openxmlformats.org/officeDocument/2006/relationships" ax:classid="{5512D118-5CC6-11CF-8D67-00AA00BDCE1D}" r:id="rId1" ax:persistence="persistStorage"/>
-</file>
-
-<file path=word\activeX\activeX2.xml><?xml version="1.0" encoding="utf-8"?>
-<ax:ocx xmlns:ax="http://schemas.microsoft.com/office/2006/activeX" xmlns:r="http://schemas.openxmlformats.org/officeDocument/2006/relationships" ax:classid="{5512D118-5CC6-11CF-8D67-00AA00BDCE1D}" r:id="rId1" ax:persistence="persistStorage"/>
-</file>
-
-<file path=word\activeX\activeX20.xml><?xml version="1.0" encoding="utf-8"?>
-<ax:ocx xmlns:ax="http://schemas.microsoft.com/office/2006/activeX" xmlns:r="http://schemas.openxmlformats.org/officeDocument/2006/relationships" ax:classid="{5512D118-5CC6-11CF-8D67-00AA00BDCE1D}" r:id="rId1" ax:persistence="persistStorage"/>
-</file>
-
-<file path=word\activeX\activeX21.xml><?xml version="1.0" encoding="utf-8"?>
-<ax:ocx xmlns:ax="http://schemas.microsoft.com/office/2006/activeX" xmlns:r="http://schemas.openxmlformats.org/officeDocument/2006/relationships" ax:classid="{5512D118-5CC6-11CF-8D67-00AA00BDCE1D}" r:id="rId1" ax:persistence="persistStorage"/>
-</file>
-
-<file path=word\activeX\activeX22.xml><?xml version="1.0" encoding="utf-8"?>
-<ax:ocx xmlns:ax="http://schemas.microsoft.com/office/2006/activeX" xmlns:r="http://schemas.openxmlformats.org/officeDocument/2006/relationships" ax:classid="{5512D118-5CC6-11CF-8D67-00AA00BDCE1D}" r:id="rId1" ax:persistence="persistStorage"/>
-</file>
-
-<file path=word\activeX\activeX23.xml><?xml version="1.0" encoding="utf-8"?>
-<ax:ocx xmlns:ax="http://schemas.microsoft.com/office/2006/activeX" xmlns:r="http://schemas.openxmlformats.org/officeDocument/2006/relationships" ax:classid="{5512D118-5CC6-11CF-8D67-00AA00BDCE1D}" r:id="rId1" ax:persistence="persistStorage"/>
-</file>
-
-<file path=word\activeX\activeX24.xml><?xml version="1.0" encoding="utf-8"?>
-<ax:ocx xmlns:ax="http://schemas.microsoft.com/office/2006/activeX" xmlns:r="http://schemas.openxmlformats.org/officeDocument/2006/relationships" ax:classid="{5512D118-5CC6-11CF-8D67-00AA00BDCE1D}" r:id="rId1" ax:persistence="persistStorage"/>
-</file>
-
-<file path=word\activeX\activeX25.xml><?xml version="1.0" encoding="utf-8"?>
-<ax:ocx xmlns:ax="http://schemas.microsoft.com/office/2006/activeX" xmlns:r="http://schemas.openxmlformats.org/officeDocument/2006/relationships" ax:classid="{5512D118-5CC6-11CF-8D67-00AA00BDCE1D}" r:id="rId1" ax:persistence="persistStorage"/>
-</file>
-
-<file path=word\activeX\activeX26.xml><?xml version="1.0" encoding="utf-8"?>
-<ax:ocx xmlns:ax="http://schemas.microsoft.com/office/2006/activeX" xmlns:r="http://schemas.openxmlformats.org/officeDocument/2006/relationships" ax:classid="{5512D118-5CC6-11CF-8D67-00AA00BDCE1D}" r:id="rId1" ax:persistence="persistStorage"/>
-</file>
-
-<file path=word\activeX\activeX27.xml><?xml version="1.0" encoding="utf-8"?>
-<ax:ocx xmlns:ax="http://schemas.microsoft.com/office/2006/activeX" xmlns:r="http://schemas.openxmlformats.org/officeDocument/2006/relationships" ax:classid="{5512D118-5CC6-11CF-8D67-00AA00BDCE1D}" r:id="rId1" ax:persistence="persistStorage"/>
-</file>
-
-<file path=word\activeX\activeX28.xml><?xml version="1.0" encoding="utf-8"?>
-<ax:ocx xmlns:ax="http://schemas.microsoft.com/office/2006/activeX" xmlns:r="http://schemas.openxmlformats.org/officeDocument/2006/relationships" ax:classid="{5512D118-5CC6-11CF-8D67-00AA00BDCE1D}" r:id="rId1" ax:persistence="persistStorage"/>
-</file>
-
-<file path=word\activeX\activeX29.xml><?xml version="1.0" encoding="utf-8"?>
-<ax:ocx xmlns:ax="http://schemas.microsoft.com/office/2006/activeX" xmlns:r="http://schemas.openxmlformats.org/officeDocument/2006/relationships" ax:classid="{5512D118-5CC6-11CF-8D67-00AA00BDCE1D}" r:id="rId1" ax:persistence="persistStorage"/>
-</file>
-
-<file path=word\activeX\activeX3.xml><?xml version="1.0" encoding="utf-8"?>
-<ax:ocx xmlns:ax="http://schemas.microsoft.com/office/2006/activeX" xmlns:r="http://schemas.openxmlformats.org/officeDocument/2006/relationships" ax:classid="{5512D118-5CC6-11CF-8D67-00AA00BDCE1D}" r:id="rId1" ax:persistence="persistStorage"/>
-</file>
-
-<file path=word\activeX\activeX30.xml><?xml version="1.0" encoding="utf-8"?>
-<ax:ocx xmlns:ax="http://schemas.microsoft.com/office/2006/activeX" xmlns:r="http://schemas.openxmlformats.org/officeDocument/2006/relationships" ax:classid="{5512D118-5CC6-11CF-8D67-00AA00BDCE1D}" r:id="rId1" ax:persistence="persistStorage"/>
-</file>
-
-<file path=word\activeX\activeX31.xml><?xml version="1.0" encoding="utf-8"?>
-<ax:ocx xmlns:ax="http://schemas.microsoft.com/office/2006/activeX" xmlns:r="http://schemas.openxmlformats.org/officeDocument/2006/relationships" ax:classid="{5512D118-5CC6-11CF-8D67-00AA00BDCE1D}" r:id="rId1" ax:persistence="persistStorage"/>
-</file>
-
-<file path=word\activeX\activeX32.xml><?xml version="1.0" encoding="utf-8"?>
-<ax:ocx xmlns:ax="http://schemas.microsoft.com/office/2006/activeX" xmlns:r="http://schemas.openxmlformats.org/officeDocument/2006/relationships" ax:classid="{5512D118-5CC6-11CF-8D67-00AA00BDCE1D}" r:id="rId1" ax:persistence="persistStorage"/>
-</file>
-
-<file path=word\activeX\activeX33.xml><?xml version="1.0" encoding="utf-8"?>
-<ax:ocx xmlns:ax="http://schemas.microsoft.com/office/2006/activeX" xmlns:r="http://schemas.openxmlformats.org/officeDocument/2006/relationships" ax:classid="{5512D118-5CC6-11CF-8D67-00AA00BDCE1D}" r:id="rId1" ax:persistence="persistStorage"/>
-</file>
-
-<file path=word\activeX\activeX34.xml><?xml version="1.0" encoding="utf-8"?>
-<ax:ocx xmlns:ax="http://schemas.microsoft.com/office/2006/activeX" xmlns:r="http://schemas.openxmlformats.org/officeDocument/2006/relationships" ax:classid="{5512D118-5CC6-11CF-8D67-00AA00BDCE1D}" r:id="rId1" ax:persistence="persistStorage"/>
-</file>
-
-<file path=word\activeX\activeX35.xml><?xml version="1.0" encoding="utf-8"?>
-<ax:ocx xmlns:ax="http://schemas.microsoft.com/office/2006/activeX" xmlns:r="http://schemas.openxmlformats.org/officeDocument/2006/relationships" ax:classid="{5512D118-5CC6-11CF-8D67-00AA00BDCE1D}" r:id="rId1" ax:persistence="persistStorage"/>
-</file>
-
-<file path=word\activeX\activeX36.xml><?xml version="1.0" encoding="utf-8"?>
-<ax:ocx xmlns:ax="http://schemas.microsoft.com/office/2006/activeX" xmlns:r="http://schemas.openxmlformats.org/officeDocument/2006/relationships" ax:classid="{5512D118-5CC6-11CF-8D67-00AA00BDCE1D}" r:id="rId1" ax:persistence="persistStorage"/>
-</file>
-
-<file path=word\activeX\activeX37.xml><?xml version="1.0" encoding="utf-8"?>
-<ax:ocx xmlns:ax="http://schemas.microsoft.com/office/2006/activeX" xmlns:r="http://schemas.openxmlformats.org/officeDocument/2006/relationships" ax:classid="{5512D118-5CC6-11CF-8D67-00AA00BDCE1D}" r:id="rId1" ax:persistence="persistStorage"/>
-</file>
-
-<file path=word\activeX\activeX38.xml><?xml version="1.0" encoding="utf-8"?>
-<ax:ocx xmlns:ax="http://schemas.microsoft.com/office/2006/activeX" xmlns:r="http://schemas.openxmlformats.org/officeDocument/2006/relationships" ax:classid="{5512D118-5CC6-11CF-8D67-00AA00BDCE1D}" r:id="rId1" ax:persistence="persistStorage"/>
-</file>
-
-<file path=word\activeX\activeX39.xml><?xml version="1.0" encoding="utf-8"?>
-<ax:ocx xmlns:ax="http://schemas.microsoft.com/office/2006/activeX" xmlns:r="http://schemas.openxmlformats.org/officeDocument/2006/relationships" ax:classid="{5512D118-5CC6-11CF-8D67-00AA00BDCE1D}" r:id="rId1" ax:persistence="persistStorage"/>
-</file>
-
-<file path=word\activeX\activeX4.xml><?xml version="1.0" encoding="utf-8"?>
-<ax:ocx xmlns:ax="http://schemas.microsoft.com/office/2006/activeX" xmlns:r="http://schemas.openxmlformats.org/officeDocument/2006/relationships" ax:classid="{5512D118-5CC6-11CF-8D67-00AA00BDCE1D}" r:id="rId1" ax:persistence="persistStorage"/>
-</file>
-
-<file path=word\activeX\activeX40.xml><?xml version="1.0" encoding="utf-8"?>
-<ax:ocx xmlns:ax="http://schemas.microsoft.com/office/2006/activeX" xmlns:r="http://schemas.openxmlformats.org/officeDocument/2006/relationships" ax:classid="{5512D118-5CC6-11CF-8D67-00AA00BDCE1D}" r:id="rId1" ax:persistence="persistStorage"/>
-</file>
-
-<file path=word\activeX\activeX41.xml><?xml version="1.0" encoding="utf-8"?>
-<ax:ocx xmlns:ax="http://schemas.microsoft.com/office/2006/activeX" xmlns:r="http://schemas.openxmlformats.org/officeDocument/2006/relationships" ax:classid="{5512D118-5CC6-11CF-8D67-00AA00BDCE1D}" r:id="rId1" ax:persistence="persistStorage"/>
-</file>
-
-<file path=word\activeX\activeX42.xml><?xml version="1.0" encoding="utf-8"?>
-<ax:ocx xmlns:ax="http://schemas.microsoft.com/office/2006/activeX" xmlns:r="http://schemas.openxmlformats.org/officeDocument/2006/relationships" ax:classid="{5512D118-5CC6-11CF-8D67-00AA00BDCE1D}" r:id="rId1" ax:persistence="persistStorage"/>
-</file>
-
-<file path=word\activeX\activeX43.xml><?xml version="1.0" encoding="utf-8"?>
-<ax:ocx xmlns:ax="http://schemas.microsoft.com/office/2006/activeX" xmlns:r="http://schemas.openxmlformats.org/officeDocument/2006/relationships" ax:classid="{5512D118-5CC6-11CF-8D67-00AA00BDCE1D}" r:id="rId1" ax:persistence="persistStorage"/>
-</file>
-
-<file path=word\activeX\activeX44.xml><?xml version="1.0" encoding="utf-8"?>
-<ax:ocx xmlns:ax="http://schemas.microsoft.com/office/2006/activeX" xmlns:r="http://schemas.openxmlformats.org/officeDocument/2006/relationships" ax:classid="{5512D118-5CC6-11CF-8D67-00AA00BDCE1D}" r:id="rId1" ax:persistence="persistStorage"/>
-</file>
-
-<file path=word\activeX\activeX45.xml><?xml version="1.0" encoding="utf-8"?>
-<ax:ocx xmlns:ax="http://schemas.microsoft.com/office/2006/activeX" xmlns:r="http://schemas.openxmlformats.org/officeDocument/2006/relationships" ax:classid="{5512D118-5CC6-11CF-8D67-00AA00BDCE1D}" r:id="rId1" ax:persistence="persistStorage"/>
-</file>
-
-<file path=word\activeX\activeX46.xml><?xml version="1.0" encoding="utf-8"?>
-<ax:ocx xmlns:ax="http://schemas.microsoft.com/office/2006/activeX" xmlns:r="http://schemas.openxmlformats.org/officeDocument/2006/relationships" ax:classid="{5512D118-5CC6-11CF-8D67-00AA00BDCE1D}" r:id="rId1" ax:persistence="persistStorage"/>
-</file>
-
-<file path=word\activeX\activeX47.xml><?xml version="1.0" encoding="utf-8"?>
-<ax:ocx xmlns:ax="http://schemas.microsoft.com/office/2006/activeX" xmlns:r="http://schemas.openxmlformats.org/officeDocument/2006/relationships" ax:classid="{5512D118-5CC6-11CF-8D67-00AA00BDCE1D}" r:id="rId1" ax:persistence="persistStorage"/>
-</file>
-
-<file path=word\activeX\activeX48.xml><?xml version="1.0" encoding="utf-8"?>
-<ax:ocx xmlns:ax="http://schemas.microsoft.com/office/2006/activeX" xmlns:r="http://schemas.openxmlformats.org/officeDocument/2006/relationships" ax:classid="{5512D118-5CC6-11CF-8D67-00AA00BDCE1D}" r:id="rId1" ax:persistence="persistStorage"/>
-</file>
-
-<file path=word\activeX\activeX49.xml><?xml version="1.0" encoding="utf-8"?>
-<ax:ocx xmlns:ax="http://schemas.microsoft.com/office/2006/activeX" xmlns:r="http://schemas.openxmlformats.org/officeDocument/2006/relationships" ax:classid="{5512D118-5CC6-11CF-8D67-00AA00BDCE1D}" r:id="rId1" ax:persistence="persistStorage"/>
-</file>
-
-<file path=word\activeX\activeX5.xml><?xml version="1.0" encoding="utf-8"?>
-<ax:ocx xmlns:ax="http://schemas.microsoft.com/office/2006/activeX" xmlns:r="http://schemas.openxmlformats.org/officeDocument/2006/relationships" ax:classid="{5512D118-5CC6-11CF-8D67-00AA00BDCE1D}" r:id="rId1" ax:persistence="persistStorage"/>
-</file>
-
-<file path=word\activeX\activeX50.xml><?xml version="1.0" encoding="utf-8"?>
-<ax:ocx xmlns:ax="http://schemas.microsoft.com/office/2006/activeX" xmlns:r="http://schemas.openxmlformats.org/officeDocument/2006/relationships" ax:classid="{5512D118-5CC6-11CF-8D67-00AA00BDCE1D}" r:id="rId1" ax:persistence="persistStorage"/>
-</file>
-
-<file path=word\activeX\activeX51.xml><?xml version="1.0" encoding="utf-8"?>
-<ax:ocx xmlns:ax="http://schemas.microsoft.com/office/2006/activeX" xmlns:r="http://schemas.openxmlformats.org/officeDocument/2006/relationships" ax:classid="{5512D118-5CC6-11CF-8D67-00AA00BDCE1D}" r:id="rId1" ax:persistence="persistStorage"/>
-</file>
-
-<file path=word\activeX\activeX52.xml><?xml version="1.0" encoding="utf-8"?>
-<ax:ocx xmlns:ax="http://schemas.microsoft.com/office/2006/activeX" xmlns:r="http://schemas.openxmlformats.org/officeDocument/2006/relationships" ax:classid="{5512D118-5CC6-11CF-8D67-00AA00BDCE1D}" r:id="rId1" ax:persistence="persistStorage"/>
-</file>
-
-<file path=word\activeX\activeX53.xml><?xml version="1.0" encoding="utf-8"?>
-<ax:ocx xmlns:ax="http://schemas.microsoft.com/office/2006/activeX" xmlns:r="http://schemas.openxmlformats.org/officeDocument/2006/relationships" ax:classid="{5512D118-5CC6-11CF-8D67-00AA00BDCE1D}" r:id="rId1" ax:persistence="persistStorage"/>
-</file>
-
-<file path=word\activeX\activeX54.xml><?xml version="1.0" encoding="utf-8"?>
-<ax:ocx xmlns:ax="http://schemas.microsoft.com/office/2006/activeX" xmlns:r="http://schemas.openxmlformats.org/officeDocument/2006/relationships" ax:classid="{5512D118-5CC6-11CF-8D67-00AA00BDCE1D}" r:id="rId1" ax:persistence="persistStorage"/>
-</file>
-
-<file path=word\activeX\activeX55.xml><?xml version="1.0" encoding="utf-8"?>
-<ax:ocx xmlns:ax="http://schemas.microsoft.com/office/2006/activeX" xmlns:r="http://schemas.openxmlformats.org/officeDocument/2006/relationships" ax:classid="{5512D118-5CC6-11CF-8D67-00AA00BDCE1D}" r:id="rId1" ax:persistence="persistStorage"/>
-</file>
-
-<file path=word\activeX\activeX56.xml><?xml version="1.0" encoding="utf-8"?>
-<ax:ocx xmlns:ax="http://schemas.microsoft.com/office/2006/activeX" xmlns:r="http://schemas.openxmlformats.org/officeDocument/2006/relationships" ax:classid="{5512D118-5CC6-11CF-8D67-00AA00BDCE1D}" r:id="rId1" ax:persistence="persistStorage"/>
-</file>
-
-<file path=word\activeX\activeX57.xml><?xml version="1.0" encoding="utf-8"?>
-<ax:ocx xmlns:ax="http://schemas.microsoft.com/office/2006/activeX" xmlns:r="http://schemas.openxmlformats.org/officeDocument/2006/relationships" ax:classid="{5512D118-5CC6-11CF-8D67-00AA00BDCE1D}" r:id="rId1" ax:persistence="persistStorage"/>
-</file>
-
-<file path=word\activeX\activeX58.xml><?xml version="1.0" encoding="utf-8"?>
-<ax:ocx xmlns:ax="http://schemas.microsoft.com/office/2006/activeX" xmlns:r="http://schemas.openxmlformats.org/officeDocument/2006/relationships" ax:classid="{5512D118-5CC6-11CF-8D67-00AA00BDCE1D}" r:id="rId1" ax:persistence="persistStorage"/>
-</file>
-
-<file path=word\activeX\activeX59.xml><?xml version="1.0" encoding="utf-8"?>
-<ax:ocx xmlns:ax="http://schemas.microsoft.com/office/2006/activeX" xmlns:r="http://schemas.openxmlformats.org/officeDocument/2006/relationships" ax:classid="{5512D118-5CC6-11CF-8D67-00AA00BDCE1D}" r:id="rId1" ax:persistence="persistStorage"/>
-</file>
-
-<file path=word\activeX\activeX6.xml><?xml version="1.0" encoding="utf-8"?>
-<ax:ocx xmlns:ax="http://schemas.microsoft.com/office/2006/activeX" xmlns:r="http://schemas.openxmlformats.org/officeDocument/2006/relationships" ax:classid="{5512D118-5CC6-11CF-8D67-00AA00BDCE1D}" r:id="rId1" ax:persistence="persistStorage"/>
-</file>
-
-<file path=word\activeX\activeX60.xml><?xml version="1.0" encoding="utf-8"?>
-<ax:ocx xmlns:ax="http://schemas.microsoft.com/office/2006/activeX" xmlns:r="http://schemas.openxmlformats.org/officeDocument/2006/relationships" ax:classid="{5512D118-5CC6-11CF-8D67-00AA00BDCE1D}" r:id="rId1" ax:persistence="persistStorage"/>
-</file>
-
-<file path=word\activeX\activeX61.xml><?xml version="1.0" encoding="utf-8"?>
-<ax:ocx xmlns:ax="http://schemas.microsoft.com/office/2006/activeX" xmlns:r="http://schemas.openxmlformats.org/officeDocument/2006/relationships" ax:classid="{5512D118-5CC6-11CF-8D67-00AA00BDCE1D}" r:id="rId1" ax:persistence="persistStorage"/>
-</file>
-
-<file path=word\activeX\activeX62.xml><?xml version="1.0" encoding="utf-8"?>
-<ax:ocx xmlns:ax="http://schemas.microsoft.com/office/2006/activeX" xmlns:r="http://schemas.openxmlformats.org/officeDocument/2006/relationships" ax:classid="{5512D118-5CC6-11CF-8D67-00AA00BDCE1D}" r:id="rId1" ax:persistence="persistStorage"/>
-</file>
-
-<file path=word\activeX\activeX63.xml><?xml version="1.0" encoding="utf-8"?>
-<ax:ocx xmlns:ax="http://schemas.microsoft.com/office/2006/activeX" xmlns:r="http://schemas.openxmlformats.org/officeDocument/2006/relationships" ax:classid="{5512D118-5CC6-11CF-8D67-00AA00BDCE1D}" r:id="rId1" ax:persistence="persistStorage"/>
-</file>
-
-<file path=word\activeX\activeX64.xml><?xml version="1.0" encoding="utf-8"?>
-<ax:ocx xmlns:ax="http://schemas.microsoft.com/office/2006/activeX" xmlns:r="http://schemas.openxmlformats.org/officeDocument/2006/relationships" ax:classid="{5512D118-5CC6-11CF-8D67-00AA00BDCE1D}" r:id="rId1" ax:persistence="persistStorage"/>
-</file>
-
-<file path=word\activeX\activeX65.xml><?xml version="1.0" encoding="utf-8"?>
-<ax:ocx xmlns:ax="http://schemas.microsoft.com/office/2006/activeX" xmlns:r="http://schemas.openxmlformats.org/officeDocument/2006/relationships" ax:classid="{5512D118-5CC6-11CF-8D67-00AA00BDCE1D}" r:id="rId1" ax:persistence="persistStorage"/>
-</file>
-
-<file path=word\activeX\activeX66.xml><?xml version="1.0" encoding="utf-8"?>
-<ax:ocx xmlns:ax="http://schemas.microsoft.com/office/2006/activeX" xmlns:r="http://schemas.openxmlformats.org/officeDocument/2006/relationships" ax:classid="{5512D118-5CC6-11CF-8D67-00AA00BDCE1D}" r:id="rId1" ax:persistence="persistStorage"/>
-</file>
-
-<file path=word\activeX\activeX67.xml><?xml version="1.0" encoding="utf-8"?>
-<ax:ocx xmlns:ax="http://schemas.microsoft.com/office/2006/activeX" xmlns:r="http://schemas.openxmlformats.org/officeDocument/2006/relationships" ax:classid="{5512D118-5CC6-11CF-8D67-00AA00BDCE1D}" r:id="rId1" ax:persistence="persistStorage"/>
-</file>
-
-<file path=word\activeX\activeX68.xml><?xml version="1.0" encoding="utf-8"?>
-<ax:ocx xmlns:ax="http://schemas.microsoft.com/office/2006/activeX" xmlns:r="http://schemas.openxmlformats.org/officeDocument/2006/relationships" ax:classid="{5512D118-5CC6-11CF-8D67-00AA00BDCE1D}" r:id="rId1" ax:persistence="persistStorage"/>
-</file>
-
-<file path=word\activeX\activeX69.xml><?xml version="1.0" encoding="utf-8"?>
-<ax:ocx xmlns:ax="http://schemas.microsoft.com/office/2006/activeX" xmlns:r="http://schemas.openxmlformats.org/officeDocument/2006/relationships" ax:classid="{5512D118-5CC6-11CF-8D67-00AA00BDCE1D}" r:id="rId1" ax:persistence="persistStorage"/>
-</file>
-
-<file path=word\activeX\activeX7.xml><?xml version="1.0" encoding="utf-8"?>
-<ax:ocx xmlns:ax="http://schemas.microsoft.com/office/2006/activeX" xmlns:r="http://schemas.openxmlformats.org/officeDocument/2006/relationships" ax:classid="{5512D118-5CC6-11CF-8D67-00AA00BDCE1D}" r:id="rId1" ax:persistence="persistStorage"/>
-</file>
-
-<file path=word\activeX\activeX70.xml><?xml version="1.0" encoding="utf-8"?>
-<ax:ocx xmlns:ax="http://schemas.microsoft.com/office/2006/activeX" xmlns:r="http://schemas.openxmlformats.org/officeDocument/2006/relationships" ax:classid="{5512D118-5CC6-11CF-8D67-00AA00BDCE1D}" r:id="rId1" ax:persistence="persistStorage"/>
-</file>
-
-<file path=word\activeX\activeX71.xml><?xml version="1.0" encoding="utf-8"?>
-<ax:ocx xmlns:ax="http://schemas.microsoft.com/office/2006/activeX" xmlns:r="http://schemas.openxmlformats.org/officeDocument/2006/relationships" ax:classid="{5512D118-5CC6-11CF-8D67-00AA00BDCE1D}" r:id="rId1" ax:persistence="persistStorage"/>
-</file>
-
-<file path=word\activeX\activeX72.xml><?xml version="1.0" encoding="utf-8"?>
-<ax:ocx xmlns:ax="http://schemas.microsoft.com/office/2006/activeX" xmlns:r="http://schemas.openxmlformats.org/officeDocument/2006/relationships" ax:classid="{5512D118-5CC6-11CF-8D67-00AA00BDCE1D}" r:id="rId1" ax:persistence="persistStorage"/>
-</file>
-
-<file path=word\activeX\activeX73.xml><?xml version="1.0" encoding="utf-8"?>
-<ax:ocx xmlns:ax="http://schemas.microsoft.com/office/2006/activeX" xmlns:r="http://schemas.openxmlformats.org/officeDocument/2006/relationships" ax:classid="{5512D118-5CC6-11CF-8D67-00AA00BDCE1D}" r:id="rId1" ax:persistence="persistStorage"/>
-</file>
-
-<file path=word\activeX\activeX74.xml><?xml version="1.0" encoding="utf-8"?>
-<ax:ocx xmlns:ax="http://schemas.microsoft.com/office/2006/activeX" xmlns:r="http://schemas.openxmlformats.org/officeDocument/2006/relationships" ax:classid="{5512D118-5CC6-11CF-8D67-00AA00BDCE1D}" r:id="rId1" ax:persistence="persistStorage"/>
-</file>
-
-<file path=word\activeX\activeX75.xml><?xml version="1.0" encoding="utf-8"?>
-<ax:ocx xmlns:ax="http://schemas.microsoft.com/office/2006/activeX" xmlns:r="http://schemas.openxmlformats.org/officeDocument/2006/relationships" ax:classid="{5512D118-5CC6-11CF-8D67-00AA00BDCE1D}" r:id="rId1" ax:persistence="persistStorage"/>
-</file>
-
-<file path=word\activeX\activeX76.xml><?xml version="1.0" encoding="utf-8"?>
-<ax:ocx xmlns:ax="http://schemas.microsoft.com/office/2006/activeX" xmlns:r="http://schemas.openxmlformats.org/officeDocument/2006/relationships" ax:classid="{5512D118-5CC6-11CF-8D67-00AA00BDCE1D}" r:id="rId1" ax:persistence="persistStorage"/>
-</file>
-
-<file path=word\activeX\activeX77.xml><?xml version="1.0" encoding="utf-8"?>
-<ax:ocx xmlns:ax="http://schemas.microsoft.com/office/2006/activeX" xmlns:r="http://schemas.openxmlformats.org/officeDocument/2006/relationships" ax:classid="{5512D118-5CC6-11CF-8D67-00AA00BDCE1D}" r:id="rId1" ax:persistence="persistStorage"/>
-</file>
-
-<file path=word\activeX\activeX78.xml><?xml version="1.0" encoding="utf-8"?>
-<ax:ocx xmlns:ax="http://schemas.microsoft.com/office/2006/activeX" xmlns:r="http://schemas.openxmlformats.org/officeDocument/2006/relationships" ax:classid="{5512D118-5CC6-11CF-8D67-00AA00BDCE1D}" r:id="rId1" ax:persistence="persistStorage"/>
-</file>
-
-<file path=word\activeX\activeX79.xml><?xml version="1.0" encoding="utf-8"?>
-<ax:ocx xmlns:ax="http://schemas.microsoft.com/office/2006/activeX" xmlns:r="http://schemas.openxmlformats.org/officeDocument/2006/relationships" ax:classid="{5512D118-5CC6-11CF-8D67-00AA00BDCE1D}" r:id="rId1" ax:persistence="persistStorage"/>
-</file>
-
-<file path=word\activeX\activeX8.xml><?xml version="1.0" encoding="utf-8"?>
-<ax:ocx xmlns:ax="http://schemas.microsoft.com/office/2006/activeX" xmlns:r="http://schemas.openxmlformats.org/officeDocument/2006/relationships" ax:classid="{5512D118-5CC6-11CF-8D67-00AA00BDCE1D}" r:id="rId1" ax:persistence="persistStorage"/>
-</file>
-
-<file path=word\activeX\activeX80.xml><?xml version="1.0" encoding="utf-8"?>
-<ax:ocx xmlns:ax="http://schemas.microsoft.com/office/2006/activeX" xmlns:r="http://schemas.openxmlformats.org/officeDocument/2006/relationships" ax:classid="{5512D118-5CC6-11CF-8D67-00AA00BDCE1D}" r:id="rId1" ax:persistence="persistStorage"/>
-</file>
-
-<file path=word\activeX\activeX9.xml><?xml version="1.0" encoding="utf-8"?>
-<ax:ocx xmlns:ax="http://schemas.microsoft.com/office/2006/activeX" xmlns:r="http://schemas.openxmlformats.org/officeDocument/2006/relationships" ax:classid="{5512D118-5CC6-11CF-8D67-00AA00BDCE1D}" r:id="rId1" ax:persistence="persistStorage"/>
-</file>
-
-<file path=word\document.xml><?xml version="1.0" encoding="utf-8"?>
+<file path=word/document.xml><?xml version="1.0" encoding="utf-8"?>
 <w:document xmlns:w="http://schemas.openxmlformats.org/wordprocessingml/2006/main" xmlns:r="http://schemas.openxmlformats.org/officeDocument/2006/relationships" xmlns:wp="http://schemas.openxmlformats.org/drawingml/2006/wordprocessingDrawing" xmlns:a="http://schemas.openxmlformats.org/drawingml/2006/main" xmlns:pic="http://schemas.openxmlformats.org/drawingml/2006/picture">
   <w:body>
     <w:p>
@@ -972,23 +598,23 @@
         </w:rPr>
         <w:drawing>
           <wp:inline distT="0" distB="0" distL="0" distR="0">
-            <wp:extent cx="3132000" cy="1905000"/>
+            <wp:extent cx="1333500" cy="3400425"/>
             <wp:effectExtent l="0" t="0" r="0" b="0"/>
-            <wp:docPr id="106" name="Picture 106" descr="image"/>
+            <wp:docPr id="189" name="Picture 189" descr="image"/>
             <wp:cNvGraphicFramePr>
-              <a:graphicFrameLocks xmlns:a="http://schemas.openxmlformats.org/drawingml/2006/main" noChangeAspect="1"/>
+              <a:graphicFrameLocks noChangeAspect="1"/>
             </wp:cNvGraphicFramePr>
-            <a:graphic xmlns:a="http://schemas.openxmlformats.org/drawingml/2006/main">
+            <a:graphic>
               <a:graphicData uri="http://schemas.openxmlformats.org/drawingml/2006/picture">
-                <pic:pic xmlns:pic="http://schemas.openxmlformats.org/drawingml/2006/picture">
+                <pic:pic>
                   <pic:nvPicPr>
-                    <pic:cNvPr id="106" name="Picture 106" descr="image"/>
+                    <pic:cNvPr id="189" name="Picture 189" descr="image"/>
                     <pic:cNvPicPr>
                       <a:picLocks noChangeAspect="1"/>
                     </pic:cNvPicPr>
                   </pic:nvPicPr>
                   <pic:blipFill>
-                    <a:blip r:embed="rId11|rId12"/>
+                    <a:blip r:embed="rId11"/>
                     <a:stretch>
                       <a:fillRect/>
                     </a:stretch>
@@ -996,7 +622,44 @@
                   <pic:spPr>
                     <a:xfrm>
                       <a:off x="0" y="0"/>
-                      <a:ext cx="3132000" cy="1905000"/>
+                      <a:ext cx="1333500" cy="3400425"/>
+                    </a:xfrm>
+                    <a:prstGeom prst="rect">
+                      <a:avLst/>
+                    </a:prstGeom>
+                  </pic:spPr>
+                </pic:pic>
+              </a:graphicData>
+            </a:graphic>
+          </wp:inline>
+        </w:drawing>
+        <w:drawing>
+          <wp:inline distT="0" distB="0" distL="0" distR="0">
+            <wp:extent cx="1485900" cy="1400175"/>
+            <wp:effectExtent l="0" t="0" r="0" b="0"/>
+            <wp:docPr id="190" name="Picture 190" descr="image"/>
+            <wp:cNvGraphicFramePr>
+              <a:graphicFrameLocks noChangeAspect="1"/>
+            </wp:cNvGraphicFramePr>
+            <a:graphic>
+              <a:graphicData uri="http://schemas.openxmlformats.org/drawingml/2006/picture">
+                <pic:pic>
+                  <pic:nvPicPr>
+                    <pic:cNvPr id="190" name="Picture 190" descr="image"/>
+                    <pic:cNvPicPr>
+                      <a:picLocks noChangeAspect="1"/>
+                    </pic:cNvPicPr>
+                  </pic:nvPicPr>
+                  <pic:blipFill>
+                    <a:blip r:embed="rId12"/>
+                    <a:stretch>
+                      <a:fillRect/>
+                    </a:stretch>
+                  </pic:blipFill>
+                  <pic:spPr>
+                    <a:xfrm>
+                      <a:off x="0" y="0"/>
+                      <a:ext cx="1485900" cy="1400175"/>
                     </a:xfrm>
                     <a:prstGeom prst="rect">
                       <a:avLst/>
@@ -2205,23 +1868,23 @@
         </w:rPr>
         <w:drawing>
           <wp:inline distT="0" distB="0" distL="0" distR="0">
-            <wp:extent cx="3132000" cy="1905000"/>
+            <wp:extent cx="2547112" cy="2100711"/>
             <wp:effectExtent l="0" t="0" r="0" b="0"/>
-            <wp:docPr id="121" name="Picture 121" descr="image"/>
+            <wp:docPr id="191" name="Picture 191" descr="image"/>
             <wp:cNvGraphicFramePr>
-              <a:graphicFrameLocks xmlns:a="http://schemas.openxmlformats.org/drawingml/2006/main" noChangeAspect="1"/>
+              <a:graphicFrameLocks noChangeAspect="1"/>
             </wp:cNvGraphicFramePr>
-            <a:graphic xmlns:a="http://schemas.openxmlformats.org/drawingml/2006/main">
+            <a:graphic>
               <a:graphicData uri="http://schemas.openxmlformats.org/drawingml/2006/picture">
-                <pic:pic xmlns:pic="http://schemas.openxmlformats.org/drawingml/2006/picture">
+                <pic:pic>
                   <pic:nvPicPr>
-                    <pic:cNvPr id="121" name="Picture 121" descr="image"/>
+                    <pic:cNvPr id="191" name="Picture 191" descr="image"/>
                     <pic:cNvPicPr>
                       <a:picLocks noChangeAspect="1"/>
                     </pic:cNvPicPr>
                   </pic:nvPicPr>
                   <pic:blipFill>
-                    <a:blip r:embed="rId27|rId28"/>
+                    <a:blip r:embed="rId27"/>
                     <a:stretch>
                       <a:fillRect/>
                     </a:stretch>
@@ -2229,7 +1892,44 @@
                   <pic:spPr>
                     <a:xfrm>
                       <a:off x="0" y="0"/>
-                      <a:ext cx="3132000" cy="1905000"/>
+                      <a:ext cx="2547112" cy="2100711"/>
+                    </a:xfrm>
+                    <a:prstGeom prst="rect">
+                      <a:avLst/>
+                    </a:prstGeom>
+                  </pic:spPr>
+                </pic:pic>
+              </a:graphicData>
+            </a:graphic>
+          </wp:inline>
+        </w:drawing>
+        <w:drawing>
+          <wp:inline distT="0" distB="0" distL="0" distR="0">
+            <wp:extent cx="3212338" cy="3194832"/>
+            <wp:effectExtent l="0" t="0" r="0" b="0"/>
+            <wp:docPr id="192" name="Picture 192" descr="image"/>
+            <wp:cNvGraphicFramePr>
+              <a:graphicFrameLocks noChangeAspect="1"/>
+            </wp:cNvGraphicFramePr>
+            <a:graphic>
+              <a:graphicData uri="http://schemas.openxmlformats.org/drawingml/2006/picture">
+                <pic:pic>
+                  <pic:nvPicPr>
+                    <pic:cNvPr id="192" name="Picture 192" descr="image"/>
+                    <pic:cNvPicPr>
+                      <a:picLocks noChangeAspect="1"/>
+                    </pic:cNvPicPr>
+                  </pic:nvPicPr>
+                  <pic:blipFill>
+                    <a:blip r:embed="rId28"/>
+                    <a:stretch>
+                      <a:fillRect/>
+                    </a:stretch>
+                  </pic:blipFill>
+                  <pic:spPr>
+                    <a:xfrm>
+                      <a:off x="0" y="0"/>
+                      <a:ext cx="3212338" cy="3194832"/>
                     </a:xfrm>
                     <a:prstGeom prst="rect">
                       <a:avLst/>
@@ -2320,23 +2020,23 @@
               </w:rPr>
               <w:drawing>
                 <wp:inline distT="0" distB="0" distL="0" distR="0">
-                  <wp:extent cx="2571750" cy="2857500"/>
+                  <wp:extent cx="144791" cy="112615"/>
                   <wp:effectExtent l="0" t="0" r="0" b="0"/>
-                  <wp:docPr id="122" name="Picture 122" descr="image"/>
+                  <wp:docPr id="193" name="Picture 193" descr="image"/>
                   <wp:cNvGraphicFramePr>
-                    <a:graphicFrameLocks xmlns:a="http://schemas.openxmlformats.org/drawingml/2006/main" noChangeAspect="1"/>
+                    <a:graphicFrameLocks noChangeAspect="1"/>
                   </wp:cNvGraphicFramePr>
-                  <a:graphic xmlns:a="http://schemas.openxmlformats.org/drawingml/2006/main">
+                  <a:graphic>
                     <a:graphicData uri="http://schemas.openxmlformats.org/drawingml/2006/picture">
-                      <pic:pic xmlns:pic="http://schemas.openxmlformats.org/drawingml/2006/picture">
+                      <pic:pic>
                         <pic:nvPicPr>
-                          <pic:cNvPr id="122" name="Picture 122" descr="image"/>
+                          <pic:cNvPr id="193" name="Picture 193" descr="image"/>
                           <pic:cNvPicPr>
                             <a:picLocks noChangeAspect="1"/>
                           </pic:cNvPicPr>
                         </pic:nvPicPr>
                         <pic:blipFill>
-                          <a:blip r:embed="rId6|rId30"/>
+                          <a:blip r:embed="rId6"/>
                           <a:stretch>
                             <a:fillRect/>
                           </a:stretch>
@@ -2344,7 +2044,44 @@
                         <pic:spPr>
                           <a:xfrm>
                             <a:off x="0" y="0"/>
-                            <a:ext cx="2571750" cy="2857500"/>
+                            <a:ext cx="144791" cy="112615"/>
+                          </a:xfrm>
+                          <a:prstGeom prst="rect">
+                            <a:avLst/>
+                          </a:prstGeom>
+                        </pic:spPr>
+                      </pic:pic>
+                    </a:graphicData>
+                  </a:graphic>
+                </wp:inline>
+              </w:drawing>
+              <w:drawing>
+                <wp:inline distT="0" distB="0" distL="0" distR="0">
+                  <wp:extent cx="2734934" cy="359295"/>
+                  <wp:effectExtent l="0" t="0" r="0" b="0"/>
+                  <wp:docPr id="194" name="Picture 194" descr="image"/>
+                  <wp:cNvGraphicFramePr>
+                    <a:graphicFrameLocks noChangeAspect="1"/>
+                  </wp:cNvGraphicFramePr>
+                  <a:graphic>
+                    <a:graphicData uri="http://schemas.openxmlformats.org/drawingml/2006/picture">
+                      <pic:pic>
+                        <pic:nvPicPr>
+                          <pic:cNvPr id="194" name="Picture 194" descr="image"/>
+                          <pic:cNvPicPr>
+                            <a:picLocks noChangeAspect="1"/>
+                          </pic:cNvPicPr>
+                        </pic:nvPicPr>
+                        <pic:blipFill>
+                          <a:blip r:embed="rId30"/>
+                          <a:stretch>
+                            <a:fillRect/>
+                          </a:stretch>
+                        </pic:blipFill>
+                        <pic:spPr>
+                          <a:xfrm>
+                            <a:off x="0" y="0"/>
+                            <a:ext cx="2734934" cy="359295"/>
                           </a:xfrm>
                           <a:prstGeom prst="rect">
                             <a:avLst/>
@@ -2408,23 +2145,23 @@
               </w:rPr>
               <w:drawing>
                 <wp:inline distT="0" distB="0" distL="0" distR="0">
-                  <wp:extent cx="2571750" cy="2857500"/>
+                  <wp:extent cx="138596" cy="107797"/>
                   <wp:effectExtent l="0" t="0" r="0" b="0"/>
-                  <wp:docPr id="123" name="Picture 123" descr="image"/>
+                  <wp:docPr id="195" name="Picture 195" descr="image"/>
                   <wp:cNvGraphicFramePr>
-                    <a:graphicFrameLocks xmlns:a="http://schemas.openxmlformats.org/drawingml/2006/main" noChangeAspect="1"/>
+                    <a:graphicFrameLocks noChangeAspect="1"/>
                   </wp:cNvGraphicFramePr>
-                  <a:graphic xmlns:a="http://schemas.openxmlformats.org/drawingml/2006/main">
+                  <a:graphic>
                     <a:graphicData uri="http://schemas.openxmlformats.org/drawingml/2006/picture">
-                      <pic:pic xmlns:pic="http://schemas.openxmlformats.org/drawingml/2006/picture">
+                      <pic:pic>
                         <pic:nvPicPr>
-                          <pic:cNvPr id="123" name="Picture 123" descr="image"/>
+                          <pic:cNvPr id="195" name="Picture 195" descr="image"/>
                           <pic:cNvPicPr>
                             <a:picLocks noChangeAspect="1"/>
                           </pic:cNvPicPr>
                         </pic:nvPicPr>
                         <pic:blipFill>
-                          <a:blip r:embed="rId8|rId32"/>
+                          <a:blip r:embed="rId8"/>
                           <a:stretch>
                             <a:fillRect/>
                           </a:stretch>
@@ -2432,7 +2169,44 @@
                         <pic:spPr>
                           <a:xfrm>
                             <a:off x="0" y="0"/>
-                            <a:ext cx="2571750" cy="2857500"/>
+                            <a:ext cx="138596" cy="107797"/>
+                          </a:xfrm>
+                          <a:prstGeom prst="rect">
+                            <a:avLst/>
+                          </a:prstGeom>
+                        </pic:spPr>
+                      </pic:pic>
+                    </a:graphicData>
+                  </a:graphic>
+                </wp:inline>
+              </w:drawing>
+              <w:drawing>
+                <wp:inline distT="0" distB="0" distL="0" distR="0">
+                  <wp:extent cx="2741129" cy="302859"/>
+                  <wp:effectExtent l="0" t="0" r="0" b="0"/>
+                  <wp:docPr id="196" name="Picture 196" descr="image"/>
+                  <wp:cNvGraphicFramePr>
+                    <a:graphicFrameLocks noChangeAspect="1"/>
+                  </wp:cNvGraphicFramePr>
+                  <a:graphic>
+                    <a:graphicData uri="http://schemas.openxmlformats.org/drawingml/2006/picture">
+                      <pic:pic>
+                        <pic:nvPicPr>
+                          <pic:cNvPr id="196" name="Picture 196" descr="image"/>
+                          <pic:cNvPicPr>
+                            <a:picLocks noChangeAspect="1"/>
+                          </pic:cNvPicPr>
+                        </pic:nvPicPr>
+                        <pic:blipFill>
+                          <a:blip r:embed="rId32"/>
+                          <a:stretch>
+                            <a:fillRect/>
+                          </a:stretch>
+                        </pic:blipFill>
+                        <pic:spPr>
+                          <a:xfrm>
+                            <a:off x="0" y="0"/>
+                            <a:ext cx="2741129" cy="302859"/>
                           </a:xfrm>
                           <a:prstGeom prst="rect">
                             <a:avLst/>
@@ -2501,23 +2275,23 @@
               </w:rPr>
               <w:drawing>
                 <wp:inline distT="0" distB="0" distL="0" distR="0">
-                  <wp:extent cx="2571750" cy="2857500"/>
+                  <wp:extent cx="138596" cy="107797"/>
                   <wp:effectExtent l="0" t="0" r="0" b="0"/>
-                  <wp:docPr id="124" name="Picture 124" descr="image"/>
+                  <wp:docPr id="197" name="Picture 197" descr="image"/>
                   <wp:cNvGraphicFramePr>
-                    <a:graphicFrameLocks xmlns:a="http://schemas.openxmlformats.org/drawingml/2006/main" noChangeAspect="1"/>
+                    <a:graphicFrameLocks noChangeAspect="1"/>
                   </wp:cNvGraphicFramePr>
-                  <a:graphic xmlns:a="http://schemas.openxmlformats.org/drawingml/2006/main">
+                  <a:graphic>
                     <a:graphicData uri="http://schemas.openxmlformats.org/drawingml/2006/picture">
-                      <pic:pic xmlns:pic="http://schemas.openxmlformats.org/drawingml/2006/picture">
+                      <pic:pic>
                         <pic:nvPicPr>
-                          <pic:cNvPr id="124" name="Picture 124" descr="image"/>
+                          <pic:cNvPr id="197" name="Picture 197" descr="image"/>
                           <pic:cNvPicPr>
                             <a:picLocks noChangeAspect="1"/>
                           </pic:cNvPicPr>
                         </pic:nvPicPr>
                         <pic:blipFill>
-                          <a:blip r:embed="rId6|rId34"/>
+                          <a:blip r:embed="rId6"/>
                           <a:stretch>
                             <a:fillRect/>
                           </a:stretch>
@@ -2525,7 +2299,44 @@
                         <pic:spPr>
                           <a:xfrm>
                             <a:off x="0" y="0"/>
-                            <a:ext cx="2571750" cy="2857500"/>
+                            <a:ext cx="138596" cy="107797"/>
+                          </a:xfrm>
+                          <a:prstGeom prst="rect">
+                            <a:avLst/>
+                          </a:prstGeom>
+                        </pic:spPr>
+                      </pic:pic>
+                    </a:graphicData>
+                  </a:graphic>
+                </wp:inline>
+              </w:drawing>
+              <w:drawing>
+                <wp:inline distT="0" distB="0" distL="0" distR="0">
+                  <wp:extent cx="2741129" cy="323392"/>
+                  <wp:effectExtent l="0" t="0" r="0" b="0"/>
+                  <wp:docPr id="198" name="Picture 198" descr="image"/>
+                  <wp:cNvGraphicFramePr>
+                    <a:graphicFrameLocks noChangeAspect="1"/>
+                  </wp:cNvGraphicFramePr>
+                  <a:graphic>
+                    <a:graphicData uri="http://schemas.openxmlformats.org/drawingml/2006/picture">
+                      <pic:pic>
+                        <pic:nvPicPr>
+                          <pic:cNvPr id="198" name="Picture 198" descr="image"/>
+                          <pic:cNvPicPr>
+                            <a:picLocks noChangeAspect="1"/>
+                          </pic:cNvPicPr>
+                        </pic:nvPicPr>
+                        <pic:blipFill>
+                          <a:blip r:embed="rId34"/>
+                          <a:stretch>
+                            <a:fillRect/>
+                          </a:stretch>
+                        </pic:blipFill>
+                        <pic:spPr>
+                          <a:xfrm>
+                            <a:off x="0" y="0"/>
+                            <a:ext cx="2741129" cy="323392"/>
                           </a:xfrm>
                           <a:prstGeom prst="rect">
                             <a:avLst/>
@@ -2589,23 +2400,23 @@
               </w:rPr>
               <w:drawing>
                 <wp:inline distT="0" distB="0" distL="0" distR="0">
-                  <wp:extent cx="2571750" cy="2857500"/>
+                  <wp:extent cx="138596" cy="107797"/>
                   <wp:effectExtent l="0" t="0" r="0" b="0"/>
-                  <wp:docPr id="125" name="Picture 125" descr="image"/>
+                  <wp:docPr id="199" name="Picture 199" descr="image"/>
                   <wp:cNvGraphicFramePr>
-                    <a:graphicFrameLocks xmlns:a="http://schemas.openxmlformats.org/drawingml/2006/main" noChangeAspect="1"/>
+                    <a:graphicFrameLocks noChangeAspect="1"/>
                   </wp:cNvGraphicFramePr>
-                  <a:graphic xmlns:a="http://schemas.openxmlformats.org/drawingml/2006/main">
+                  <a:graphic>
                     <a:graphicData uri="http://schemas.openxmlformats.org/drawingml/2006/picture">
-                      <pic:pic xmlns:pic="http://schemas.openxmlformats.org/drawingml/2006/picture">
+                      <pic:pic>
                         <pic:nvPicPr>
-                          <pic:cNvPr id="125" name="Picture 125" descr="image"/>
+                          <pic:cNvPr id="199" name="Picture 199" descr="image"/>
                           <pic:cNvPicPr>
                             <a:picLocks noChangeAspect="1"/>
                           </pic:cNvPicPr>
                         </pic:nvPicPr>
                         <pic:blipFill>
-                          <a:blip r:embed="rId6|rId36"/>
+                          <a:blip r:embed="rId6"/>
                           <a:stretch>
                             <a:fillRect/>
                           </a:stretch>
@@ -2613,7 +2424,44 @@
                         <pic:spPr>
                           <a:xfrm>
                             <a:off x="0" y="0"/>
-                            <a:ext cx="2571750" cy="2857500"/>
+                            <a:ext cx="138596" cy="107797"/>
+                          </a:xfrm>
+                          <a:prstGeom prst="rect">
+                            <a:avLst/>
+                          </a:prstGeom>
+                        </pic:spPr>
+                      </pic:pic>
+                    </a:graphicData>
+                  </a:graphic>
+                </wp:inline>
+              </w:drawing>
+              <w:drawing>
+                <wp:inline distT="0" distB="0" distL="0" distR="0">
+                  <wp:extent cx="2741129" cy="302859"/>
+                  <wp:effectExtent l="0" t="0" r="0" b="0"/>
+                  <wp:docPr id="200" name="Picture 200" descr="image"/>
+                  <wp:cNvGraphicFramePr>
+                    <a:graphicFrameLocks noChangeAspect="1"/>
+                  </wp:cNvGraphicFramePr>
+                  <a:graphic>
+                    <a:graphicData uri="http://schemas.openxmlformats.org/drawingml/2006/picture">
+                      <pic:pic>
+                        <pic:nvPicPr>
+                          <pic:cNvPr id="200" name="Picture 200" descr="image"/>
+                          <pic:cNvPicPr>
+                            <a:picLocks noChangeAspect="1"/>
+                          </pic:cNvPicPr>
+                        </pic:nvPicPr>
+                        <pic:blipFill>
+                          <a:blip r:embed="rId36"/>
+                          <a:stretch>
+                            <a:fillRect/>
+                          </a:stretch>
+                        </pic:blipFill>
+                        <pic:spPr>
+                          <a:xfrm>
+                            <a:off x="0" y="0"/>
+                            <a:ext cx="2741129" cy="302859"/>
                           </a:xfrm>
                           <a:prstGeom prst="rect">
                             <a:avLst/>
@@ -2683,23 +2531,23 @@
         </w:rPr>
         <w:drawing>
           <wp:inline distT="0" distB="0" distL="0" distR="0">
-            <wp:extent cx="3132000" cy="1905000"/>
+            <wp:extent cx="2984136" cy="1158626"/>
             <wp:effectExtent l="0" t="0" r="0" b="0"/>
-            <wp:docPr id="126" name="Picture 126" descr="image"/>
+            <wp:docPr id="201" name="Picture 201" descr="image"/>
             <wp:cNvGraphicFramePr>
-              <a:graphicFrameLocks xmlns:a="http://schemas.openxmlformats.org/drawingml/2006/main" noChangeAspect="1"/>
+              <a:graphicFrameLocks noChangeAspect="1"/>
             </wp:cNvGraphicFramePr>
-            <a:graphic xmlns:a="http://schemas.openxmlformats.org/drawingml/2006/main">
+            <a:graphic>
               <a:graphicData uri="http://schemas.openxmlformats.org/drawingml/2006/picture">
-                <pic:pic xmlns:pic="http://schemas.openxmlformats.org/drawingml/2006/picture">
+                <pic:pic>
                   <pic:nvPicPr>
-                    <pic:cNvPr id="126" name="Picture 126" descr="image"/>
+                    <pic:cNvPr id="201" name="Picture 201" descr="image"/>
                     <pic:cNvPicPr>
                       <a:picLocks noChangeAspect="1"/>
                     </pic:cNvPicPr>
                   </pic:nvPicPr>
                   <pic:blipFill>
-                    <a:blip r:embed="rId37|rId38"/>
+                    <a:blip r:embed="rId37"/>
                     <a:stretch>
                       <a:fillRect/>
                     </a:stretch>
@@ -2707,7 +2555,44 @@
                   <pic:spPr>
                     <a:xfrm>
                       <a:off x="0" y="0"/>
-                      <a:ext cx="3132000" cy="1905000"/>
+                      <a:ext cx="2984136" cy="1158626"/>
+                    </a:xfrm>
+                    <a:prstGeom prst="rect">
+                      <a:avLst/>
+                    </a:prstGeom>
+                  </pic:spPr>
+                </pic:pic>
+              </a:graphicData>
+            </a:graphic>
+          </wp:inline>
+        </w:drawing>
+        <w:drawing>
+          <wp:inline distT="0" distB="0" distL="0" distR="0">
+            <wp:extent cx="2775314" cy="1535853"/>
+            <wp:effectExtent l="0" t="0" r="0" b="0"/>
+            <wp:docPr id="202" name="Picture 202" descr="image"/>
+            <wp:cNvGraphicFramePr>
+              <a:graphicFrameLocks noChangeAspect="1"/>
+            </wp:cNvGraphicFramePr>
+            <a:graphic>
+              <a:graphicData uri="http://schemas.openxmlformats.org/drawingml/2006/picture">
+                <pic:pic>
+                  <pic:nvPicPr>
+                    <pic:cNvPr id="202" name="Picture 202" descr="image"/>
+                    <pic:cNvPicPr>
+                      <a:picLocks noChangeAspect="1"/>
+                    </pic:cNvPicPr>
+                  </pic:nvPicPr>
+                  <pic:blipFill>
+                    <a:blip r:embed="rId38"/>
+                    <a:stretch>
+                      <a:fillRect/>
+                    </a:stretch>
+                  </pic:blipFill>
+                  <pic:spPr>
+                    <a:xfrm>
+                      <a:off x="0" y="0"/>
+                      <a:ext cx="2775314" cy="1535853"/>
                     </a:xfrm>
                     <a:prstGeom prst="rect">
                       <a:avLst/>
@@ -2798,23 +2683,23 @@
               </w:rPr>
               <w:drawing>
                 <wp:inline distT="0" distB="0" distL="0" distR="0">
-                  <wp:extent cx="2571750" cy="2857500"/>
+                  <wp:extent cx="191509" cy="148951"/>
                   <wp:effectExtent l="0" t="0" r="0" b="0"/>
-                  <wp:docPr id="127" name="Picture 127" descr="image"/>
+                  <wp:docPr id="203" name="Picture 203" descr="image"/>
                   <wp:cNvGraphicFramePr>
-                    <a:graphicFrameLocks xmlns:a="http://schemas.openxmlformats.org/drawingml/2006/main" noChangeAspect="1"/>
+                    <a:graphicFrameLocks noChangeAspect="1"/>
                   </wp:cNvGraphicFramePr>
-                  <a:graphic xmlns:a="http://schemas.openxmlformats.org/drawingml/2006/main">
+                  <a:graphic>
                     <a:graphicData uri="http://schemas.openxmlformats.org/drawingml/2006/picture">
-                      <pic:pic xmlns:pic="http://schemas.openxmlformats.org/drawingml/2006/picture">
+                      <pic:pic>
                         <pic:nvPicPr>
-                          <pic:cNvPr id="127" name="Picture 127" descr="image"/>
+                          <pic:cNvPr id="203" name="Picture 203" descr="image"/>
                           <pic:cNvPicPr>
                             <a:picLocks noChangeAspect="1"/>
                           </pic:cNvPicPr>
                         </pic:nvPicPr>
                         <pic:blipFill>
-                          <a:blip r:embed="rId8|rId40"/>
+                          <a:blip r:embed="rId8"/>
                           <a:stretch>
                             <a:fillRect/>
                           </a:stretch>
@@ -2822,7 +2707,44 @@
                         <pic:spPr>
                           <a:xfrm>
                             <a:off x="0" y="0"/>
-                            <a:ext cx="2571750" cy="2857500"/>
+                            <a:ext cx="191509" cy="148951"/>
+                          </a:xfrm>
+                          <a:prstGeom prst="rect">
+                            <a:avLst/>
+                          </a:prstGeom>
+                        </pic:spPr>
+                      </pic:pic>
+                    </a:graphicData>
+                  </a:graphic>
+                </wp:inline>
+              </w:drawing>
+              <w:drawing>
+                <wp:inline distT="0" distB="0" distL="0" distR="0">
+                  <wp:extent cx="2688216" cy="1177425"/>
+                  <wp:effectExtent l="0" t="0" r="0" b="0"/>
+                  <wp:docPr id="204" name="Picture 204" descr="image"/>
+                  <wp:cNvGraphicFramePr>
+                    <a:graphicFrameLocks noChangeAspect="1"/>
+                  </wp:cNvGraphicFramePr>
+                  <a:graphic>
+                    <a:graphicData uri="http://schemas.openxmlformats.org/drawingml/2006/picture">
+                      <pic:pic>
+                        <pic:nvPicPr>
+                          <pic:cNvPr id="204" name="Picture 204" descr="image"/>
+                          <pic:cNvPicPr>
+                            <a:picLocks noChangeAspect="1"/>
+                          </pic:cNvPicPr>
+                        </pic:nvPicPr>
+                        <pic:blipFill>
+                          <a:blip r:embed="rId40"/>
+                          <a:stretch>
+                            <a:fillRect/>
+                          </a:stretch>
+                        </pic:blipFill>
+                        <pic:spPr>
+                          <a:xfrm>
+                            <a:off x="0" y="0"/>
+                            <a:ext cx="2688216" cy="1177425"/>
                           </a:xfrm>
                           <a:prstGeom prst="rect">
                             <a:avLst/>
@@ -2886,23 +2808,23 @@
               </w:rPr>
               <w:drawing>
                 <wp:inline distT="0" distB="0" distL="0" distR="0">
-                  <wp:extent cx="2571750" cy="2857500"/>
+                  <wp:extent cx="194869" cy="151564"/>
                   <wp:effectExtent l="0" t="0" r="0" b="0"/>
-                  <wp:docPr id="128" name="Picture 128" descr="image"/>
+                  <wp:docPr id="205" name="Picture 205" descr="image"/>
                   <wp:cNvGraphicFramePr>
-                    <a:graphicFrameLocks xmlns:a="http://schemas.openxmlformats.org/drawingml/2006/main" noChangeAspect="1"/>
+                    <a:graphicFrameLocks noChangeAspect="1"/>
                   </wp:cNvGraphicFramePr>
-                  <a:graphic xmlns:a="http://schemas.openxmlformats.org/drawingml/2006/main">
+                  <a:graphic>
                     <a:graphicData uri="http://schemas.openxmlformats.org/drawingml/2006/picture">
-                      <pic:pic xmlns:pic="http://schemas.openxmlformats.org/drawingml/2006/picture">
+                      <pic:pic>
                         <pic:nvPicPr>
-                          <pic:cNvPr id="128" name="Picture 128" descr="image"/>
+                          <pic:cNvPr id="205" name="Picture 205" descr="image"/>
                           <pic:cNvPicPr>
                             <a:picLocks noChangeAspect="1"/>
                           </pic:cNvPicPr>
                         </pic:nvPicPr>
                         <pic:blipFill>
-                          <a:blip r:embed="rId6|rId42"/>
+                          <a:blip r:embed="rId6"/>
                           <a:stretch>
                             <a:fillRect/>
                           </a:stretch>
@@ -2910,7 +2832,44 @@
                         <pic:spPr>
                           <a:xfrm>
                             <a:off x="0" y="0"/>
-                            <a:ext cx="2571750" cy="2857500"/>
+                            <a:ext cx="194869" cy="151564"/>
+                          </a:xfrm>
+                          <a:prstGeom prst="rect">
+                            <a:avLst/>
+                          </a:prstGeom>
+                        </pic:spPr>
+                      </pic:pic>
+                    </a:graphicData>
+                  </a:graphic>
+                </wp:inline>
+              </w:drawing>
+              <w:drawing>
+                <wp:inline distT="0" distB="0" distL="0" distR="0">
+                  <wp:extent cx="2684856" cy="1190864"/>
+                  <wp:effectExtent l="0" t="0" r="0" b="0"/>
+                  <wp:docPr id="206" name="Picture 206" descr="image"/>
+                  <wp:cNvGraphicFramePr>
+                    <a:graphicFrameLocks noChangeAspect="1"/>
+                  </wp:cNvGraphicFramePr>
+                  <a:graphic>
+                    <a:graphicData uri="http://schemas.openxmlformats.org/drawingml/2006/picture">
+                      <pic:pic>
+                        <pic:nvPicPr>
+                          <pic:cNvPr id="206" name="Picture 206" descr="image"/>
+                          <pic:cNvPicPr>
+                            <a:picLocks noChangeAspect="1"/>
+                          </pic:cNvPicPr>
+                        </pic:nvPicPr>
+                        <pic:blipFill>
+                          <a:blip r:embed="rId42"/>
+                          <a:stretch>
+                            <a:fillRect/>
+                          </a:stretch>
+                        </pic:blipFill>
+                        <pic:spPr>
+                          <a:xfrm>
+                            <a:off x="0" y="0"/>
+                            <a:ext cx="2684856" cy="1190864"/>
                           </a:xfrm>
                           <a:prstGeom prst="rect">
                             <a:avLst/>
@@ -2979,23 +2938,23 @@
               </w:rPr>
               <w:drawing>
                 <wp:inline distT="0" distB="0" distL="0" distR="0">
-                  <wp:extent cx="2571750" cy="2857500"/>
+                  <wp:extent cx="186457" cy="145022"/>
                   <wp:effectExtent l="0" t="0" r="0" b="0"/>
-                  <wp:docPr id="129" name="Picture 129" descr="image"/>
+                  <wp:docPr id="207" name="Picture 207" descr="image"/>
                   <wp:cNvGraphicFramePr>
-                    <a:graphicFrameLocks xmlns:a="http://schemas.openxmlformats.org/drawingml/2006/main" noChangeAspect="1"/>
+                    <a:graphicFrameLocks noChangeAspect="1"/>
                   </wp:cNvGraphicFramePr>
-                  <a:graphic xmlns:a="http://schemas.openxmlformats.org/drawingml/2006/main">
+                  <a:graphic>
                     <a:graphicData uri="http://schemas.openxmlformats.org/drawingml/2006/picture">
-                      <pic:pic xmlns:pic="http://schemas.openxmlformats.org/drawingml/2006/picture">
+                      <pic:pic>
                         <pic:nvPicPr>
-                          <pic:cNvPr id="129" name="Picture 129" descr="image"/>
+                          <pic:cNvPr id="207" name="Picture 207" descr="image"/>
                           <pic:cNvPicPr>
                             <a:picLocks noChangeAspect="1"/>
                           </pic:cNvPicPr>
                         </pic:nvPicPr>
                         <pic:blipFill>
-                          <a:blip r:embed="rId6|rId44"/>
+                          <a:blip r:embed="rId6"/>
                           <a:stretch>
                             <a:fillRect/>
                           </a:stretch>
@@ -3003,7 +2962,44 @@
                         <pic:spPr>
                           <a:xfrm>
                             <a:off x="0" y="0"/>
-                            <a:ext cx="2571750" cy="2857500"/>
+                            <a:ext cx="186457" cy="145022"/>
+                          </a:xfrm>
+                          <a:prstGeom prst="rect">
+                            <a:avLst/>
+                          </a:prstGeom>
+                        </pic:spPr>
+                      </pic:pic>
+                    </a:graphicData>
+                  </a:graphic>
+                </wp:inline>
+              </w:drawing>
+              <w:drawing>
+                <wp:inline distT="0" distB="0" distL="0" distR="0">
+                  <wp:extent cx="2693268" cy="1139460"/>
+                  <wp:effectExtent l="0" t="0" r="0" b="0"/>
+                  <wp:docPr id="208" name="Picture 208" descr="image"/>
+                  <wp:cNvGraphicFramePr>
+                    <a:graphicFrameLocks noChangeAspect="1"/>
+                  </wp:cNvGraphicFramePr>
+                  <a:graphic>
+                    <a:graphicData uri="http://schemas.openxmlformats.org/drawingml/2006/picture">
+                      <pic:pic>
+                        <pic:nvPicPr>
+                          <pic:cNvPr id="208" name="Picture 208" descr="image"/>
+                          <pic:cNvPicPr>
+                            <a:picLocks noChangeAspect="1"/>
+                          </pic:cNvPicPr>
+                        </pic:nvPicPr>
+                        <pic:blipFill>
+                          <a:blip r:embed="rId44"/>
+                          <a:stretch>
+                            <a:fillRect/>
+                          </a:stretch>
+                        </pic:blipFill>
+                        <pic:spPr>
+                          <a:xfrm>
+                            <a:off x="0" y="0"/>
+                            <a:ext cx="2693268" cy="1139460"/>
                           </a:xfrm>
                           <a:prstGeom prst="rect">
                             <a:avLst/>
@@ -3067,23 +3063,23 @@
               </w:rPr>
               <w:drawing>
                 <wp:inline distT="0" distB="0" distL="0" distR="0">
-                  <wp:extent cx="2571750" cy="2857500"/>
+                  <wp:extent cx="257175" cy="200025"/>
                   <wp:effectExtent l="0" t="0" r="0" b="0"/>
-                  <wp:docPr id="130" name="Picture 130" descr="image"/>
+                  <wp:docPr id="209" name="Picture 209" descr="image"/>
                   <wp:cNvGraphicFramePr>
-                    <a:graphicFrameLocks xmlns:a="http://schemas.openxmlformats.org/drawingml/2006/main" noChangeAspect="1"/>
+                    <a:graphicFrameLocks noChangeAspect="1"/>
                   </wp:cNvGraphicFramePr>
-                  <a:graphic xmlns:a="http://schemas.openxmlformats.org/drawingml/2006/main">
+                  <a:graphic>
                     <a:graphicData uri="http://schemas.openxmlformats.org/drawingml/2006/picture">
-                      <pic:pic xmlns:pic="http://schemas.openxmlformats.org/drawingml/2006/picture">
+                      <pic:pic>
                         <pic:nvPicPr>
-                          <pic:cNvPr id="130" name="Picture 130" descr="image"/>
+                          <pic:cNvPr id="209" name="Picture 209" descr="image"/>
                           <pic:cNvPicPr>
                             <a:picLocks noChangeAspect="1"/>
                           </pic:cNvPicPr>
                         </pic:nvPicPr>
                         <pic:blipFill>
-                          <a:blip r:embed="rId6|rId46"/>
+                          <a:blip r:embed="rId6"/>
                           <a:stretch>
                             <a:fillRect/>
                           </a:stretch>
@@ -3091,7 +3087,44 @@
                         <pic:spPr>
                           <a:xfrm>
                             <a:off x="0" y="0"/>
-                            <a:ext cx="2571750" cy="2857500"/>
+                            <a:ext cx="257175" cy="200025"/>
+                          </a:xfrm>
+                          <a:prstGeom prst="rect">
+                            <a:avLst/>
+                          </a:prstGeom>
+                        </pic:spPr>
+                      </pic:pic>
+                    </a:graphicData>
+                  </a:graphic>
+                </wp:inline>
+              </w:drawing>
+              <w:drawing>
+                <wp:inline distT="0" distB="0" distL="0" distR="0">
+                  <wp:extent cx="2543175" cy="1647825"/>
+                  <wp:effectExtent l="0" t="0" r="0" b="0"/>
+                  <wp:docPr id="210" name="Picture 210" descr="image"/>
+                  <wp:cNvGraphicFramePr>
+                    <a:graphicFrameLocks noChangeAspect="1"/>
+                  </wp:cNvGraphicFramePr>
+                  <a:graphic>
+                    <a:graphicData uri="http://schemas.openxmlformats.org/drawingml/2006/picture">
+                      <pic:pic>
+                        <pic:nvPicPr>
+                          <pic:cNvPr id="210" name="Picture 210" descr="image"/>
+                          <pic:cNvPicPr>
+                            <a:picLocks noChangeAspect="1"/>
+                          </pic:cNvPicPr>
+                        </pic:nvPicPr>
+                        <pic:blipFill>
+                          <a:blip r:embed="rId46"/>
+                          <a:stretch>
+                            <a:fillRect/>
+                          </a:stretch>
+                        </pic:blipFill>
+                        <pic:spPr>
+                          <a:xfrm>
+                            <a:off x="0" y="0"/>
+                            <a:ext cx="2543175" cy="1647825"/>
                           </a:xfrm>
                           <a:prstGeom prst="rect">
                             <a:avLst/>
@@ -3515,23 +3548,23 @@
         </w:rPr>
         <w:drawing>
           <wp:inline distT="0" distB="0" distL="0" distR="0">
-            <wp:extent cx="3132000" cy="1905000"/>
+            <wp:extent cx="1504956" cy="968587"/>
             <wp:effectExtent l="0" t="0" r="0" b="0"/>
-            <wp:docPr id="135" name="Picture 135" descr="image"/>
+            <wp:docPr id="211" name="Picture 211" descr="image"/>
             <wp:cNvGraphicFramePr>
-              <a:graphicFrameLocks xmlns:a="http://schemas.openxmlformats.org/drawingml/2006/main" noChangeAspect="1"/>
+              <a:graphicFrameLocks noChangeAspect="1"/>
             </wp:cNvGraphicFramePr>
-            <a:graphic xmlns:a="http://schemas.openxmlformats.org/drawingml/2006/main">
+            <a:graphic>
               <a:graphicData uri="http://schemas.openxmlformats.org/drawingml/2006/picture">
-                <pic:pic xmlns:pic="http://schemas.openxmlformats.org/drawingml/2006/picture">
+                <pic:pic>
                   <pic:nvPicPr>
-                    <pic:cNvPr id="135" name="Picture 135" descr="image"/>
+                    <pic:cNvPr id="211" name="Picture 211" descr="image"/>
                     <pic:cNvPicPr>
                       <a:picLocks noChangeAspect="1"/>
                     </pic:cNvPicPr>
                   </pic:nvPicPr>
                   <pic:blipFill>
-                    <a:blip r:embed="rId51|rId52|rId53"/>
+                    <a:blip r:embed="rId51"/>
                     <a:stretch>
                       <a:fillRect/>
                     </a:stretch>
@@ -3539,7 +3572,81 @@
                   <pic:spPr>
                     <a:xfrm>
                       <a:off x="0" y="0"/>
-                      <a:ext cx="3132000" cy="1905000"/>
+                      <a:ext cx="1504956" cy="968587"/>
+                    </a:xfrm>
+                    <a:prstGeom prst="rect">
+                      <a:avLst/>
+                    </a:prstGeom>
+                  </pic:spPr>
+                </pic:pic>
+              </a:graphicData>
+            </a:graphic>
+          </wp:inline>
+        </w:drawing>
+        <w:drawing>
+          <wp:inline distT="0" distB="0" distL="0" distR="0">
+            <wp:extent cx="1541408" cy="1275828"/>
+            <wp:effectExtent l="0" t="0" r="0" b="0"/>
+            <wp:docPr id="212" name="Picture 212" descr="image"/>
+            <wp:cNvGraphicFramePr>
+              <a:graphicFrameLocks noChangeAspect="1"/>
+            </wp:cNvGraphicFramePr>
+            <a:graphic>
+              <a:graphicData uri="http://schemas.openxmlformats.org/drawingml/2006/picture">
+                <pic:pic>
+                  <pic:nvPicPr>
+                    <pic:cNvPr id="212" name="Picture 212" descr="image"/>
+                    <pic:cNvPicPr>
+                      <a:picLocks noChangeAspect="1"/>
+                    </pic:cNvPicPr>
+                  </pic:nvPicPr>
+                  <pic:blipFill>
+                    <a:blip r:embed="rId52"/>
+                    <a:stretch>
+                      <a:fillRect/>
+                    </a:stretch>
+                  </pic:blipFill>
+                  <pic:spPr>
+                    <a:xfrm>
+                      <a:off x="0" y="0"/>
+                      <a:ext cx="1541408" cy="1275828"/>
+                    </a:xfrm>
+                    <a:prstGeom prst="rect">
+                      <a:avLst/>
+                    </a:prstGeom>
+                  </pic:spPr>
+                </pic:pic>
+              </a:graphicData>
+            </a:graphic>
+          </wp:inline>
+        </w:drawing>
+        <w:drawing>
+          <wp:inline distT="0" distB="0" distL="0" distR="0">
+            <wp:extent cx="2713086" cy="947758"/>
+            <wp:effectExtent l="0" t="0" r="0" b="0"/>
+            <wp:docPr id="213" name="Picture 213" descr="image"/>
+            <wp:cNvGraphicFramePr>
+              <a:graphicFrameLocks noChangeAspect="1"/>
+            </wp:cNvGraphicFramePr>
+            <a:graphic>
+              <a:graphicData uri="http://schemas.openxmlformats.org/drawingml/2006/picture">
+                <pic:pic>
+                  <pic:nvPicPr>
+                    <pic:cNvPr id="213" name="Picture 213" descr="image"/>
+                    <pic:cNvPicPr>
+                      <a:picLocks noChangeAspect="1"/>
+                    </pic:cNvPicPr>
+                  </pic:nvPicPr>
+                  <pic:blipFill>
+                    <a:blip r:embed="rId53"/>
+                    <a:stretch>
+                      <a:fillRect/>
+                    </a:stretch>
+                  </pic:blipFill>
+                  <pic:spPr>
+                    <a:xfrm>
+                      <a:off x="0" y="0"/>
+                      <a:ext cx="2713086" cy="947758"/>
                     </a:xfrm>
                     <a:prstGeom prst="rect">
                       <a:avLst/>
@@ -3995,23 +4102,23 @@
         </w:rPr>
         <w:drawing>
           <wp:inline distT="0" distB="0" distL="0" distR="0">
-            <wp:extent cx="3132000" cy="1905000"/>
+            <wp:extent cx="2503110" cy="298536"/>
             <wp:effectExtent l="0" t="0" r="0" b="0"/>
-            <wp:docPr id="140" name="Picture 140" descr="image"/>
+            <wp:docPr id="214" name="Picture 214" descr="image"/>
             <wp:cNvGraphicFramePr>
-              <a:graphicFrameLocks xmlns:a="http://schemas.openxmlformats.org/drawingml/2006/main" noChangeAspect="1"/>
+              <a:graphicFrameLocks noChangeAspect="1"/>
             </wp:cNvGraphicFramePr>
-            <a:graphic xmlns:a="http://schemas.openxmlformats.org/drawingml/2006/main">
+            <a:graphic>
               <a:graphicData uri="http://schemas.openxmlformats.org/drawingml/2006/picture">
-                <pic:pic xmlns:pic="http://schemas.openxmlformats.org/drawingml/2006/picture">
+                <pic:pic>
                   <pic:nvPicPr>
-                    <pic:cNvPr id="140" name="Picture 140" descr="image"/>
+                    <pic:cNvPr id="214" name="Picture 214" descr="image"/>
                     <pic:cNvPicPr>
                       <a:picLocks noChangeAspect="1"/>
                     </pic:cNvPicPr>
                   </pic:nvPicPr>
                   <pic:blipFill>
-                    <a:blip r:embed="rId58|rId59|rId60"/>
+                    <a:blip r:embed="rId58"/>
                     <a:stretch>
                       <a:fillRect/>
                     </a:stretch>
@@ -4019,7 +4126,81 @@
                   <pic:spPr>
                     <a:xfrm>
                       <a:off x="0" y="0"/>
-                      <a:ext cx="3132000" cy="1905000"/>
+                      <a:ext cx="2503110" cy="298536"/>
+                    </a:xfrm>
+                    <a:prstGeom prst="rect">
+                      <a:avLst/>
+                    </a:prstGeom>
+                  </pic:spPr>
+                </pic:pic>
+              </a:graphicData>
+            </a:graphic>
+          </wp:inline>
+        </w:drawing>
+        <w:drawing>
+          <wp:inline distT="0" distB="0" distL="0" distR="0">
+            <wp:extent cx="1515645" cy="266386"/>
+            <wp:effectExtent l="0" t="0" r="0" b="0"/>
+            <wp:docPr id="215" name="Picture 215" descr="image"/>
+            <wp:cNvGraphicFramePr>
+              <a:graphicFrameLocks noChangeAspect="1"/>
+            </wp:cNvGraphicFramePr>
+            <a:graphic>
+              <a:graphicData uri="http://schemas.openxmlformats.org/drawingml/2006/picture">
+                <pic:pic>
+                  <pic:nvPicPr>
+                    <pic:cNvPr id="215" name="Picture 215" descr="image"/>
+                    <pic:cNvPicPr>
+                      <a:picLocks noChangeAspect="1"/>
+                    </pic:cNvPicPr>
+                  </pic:nvPicPr>
+                  <pic:blipFill>
+                    <a:blip r:embed="rId59"/>
+                    <a:stretch>
+                      <a:fillRect/>
+                    </a:stretch>
+                  </pic:blipFill>
+                  <pic:spPr>
+                    <a:xfrm>
+                      <a:off x="0" y="0"/>
+                      <a:ext cx="1515645" cy="266386"/>
+                    </a:xfrm>
+                    <a:prstGeom prst="rect">
+                      <a:avLst/>
+                    </a:prstGeom>
+                  </pic:spPr>
+                </pic:pic>
+              </a:graphicData>
+            </a:graphic>
+          </wp:inline>
+        </w:drawing>
+        <w:drawing>
+          <wp:inline distT="0" distB="0" distL="0" distR="0">
+            <wp:extent cx="1740695" cy="257200"/>
+            <wp:effectExtent l="0" t="0" r="0" b="0"/>
+            <wp:docPr id="216" name="Picture 216" descr="image"/>
+            <wp:cNvGraphicFramePr>
+              <a:graphicFrameLocks noChangeAspect="1"/>
+            </wp:cNvGraphicFramePr>
+            <a:graphic>
+              <a:graphicData uri="http://schemas.openxmlformats.org/drawingml/2006/picture">
+                <pic:pic>
+                  <pic:nvPicPr>
+                    <pic:cNvPr id="216" name="Picture 216" descr="image"/>
+                    <pic:cNvPicPr>
+                      <a:picLocks noChangeAspect="1"/>
+                    </pic:cNvPicPr>
+                  </pic:nvPicPr>
+                  <pic:blipFill>
+                    <a:blip r:embed="rId60"/>
+                    <a:stretch>
+                      <a:fillRect/>
+                    </a:stretch>
+                  </pic:blipFill>
+                  <pic:spPr>
+                    <a:xfrm>
+                      <a:off x="0" y="0"/>
+                      <a:ext cx="1740695" cy="257200"/>
                     </a:xfrm>
                     <a:prstGeom prst="rect">
                       <a:avLst/>
@@ -5343,23 +5524,23 @@
               </w:rPr>
               <w:drawing>
                 <wp:inline distT="0" distB="0" distL="0" distR="0">
-                  <wp:extent cx="2571750" cy="2857500"/>
+                  <wp:extent cx="257175" cy="200025"/>
                   <wp:effectExtent l="0" t="0" r="0" b="0"/>
-                  <wp:docPr id="156" name="Picture 156" descr="image"/>
+                  <wp:docPr id="217" name="Picture 217" descr="image"/>
                   <wp:cNvGraphicFramePr>
-                    <a:graphicFrameLocks xmlns:a="http://schemas.openxmlformats.org/drawingml/2006/main" noChangeAspect="1"/>
+                    <a:graphicFrameLocks noChangeAspect="1"/>
                   </wp:cNvGraphicFramePr>
-                  <a:graphic xmlns:a="http://schemas.openxmlformats.org/drawingml/2006/main">
+                  <a:graphic>
                     <a:graphicData uri="http://schemas.openxmlformats.org/drawingml/2006/picture">
-                      <pic:pic xmlns:pic="http://schemas.openxmlformats.org/drawingml/2006/picture">
+                      <pic:pic>
                         <pic:nvPicPr>
-                          <pic:cNvPr id="156" name="Picture 156" descr="image"/>
+                          <pic:cNvPr id="217" name="Picture 217" descr="image"/>
                           <pic:cNvPicPr>
                             <a:picLocks noChangeAspect="1"/>
                           </pic:cNvPicPr>
                         </pic:nvPicPr>
                         <pic:blipFill>
-                          <a:blip r:embed="rId6|rId77"/>
+                          <a:blip r:embed="rId6"/>
                           <a:stretch>
                             <a:fillRect/>
                           </a:stretch>
@@ -5367,7 +5548,44 @@
                         <pic:spPr>
                           <a:xfrm>
                             <a:off x="0" y="0"/>
-                            <a:ext cx="2571750" cy="2857500"/>
+                            <a:ext cx="257175" cy="200025"/>
+                          </a:xfrm>
+                          <a:prstGeom prst="rect">
+                            <a:avLst/>
+                          </a:prstGeom>
+                        </pic:spPr>
+                      </pic:pic>
+                    </a:graphicData>
+                  </a:graphic>
+                </wp:inline>
+              </w:drawing>
+              <w:drawing>
+                <wp:inline distT="0" distB="0" distL="0" distR="0">
+                  <wp:extent cx="1057275" cy="1133475"/>
+                  <wp:effectExtent l="0" t="0" r="0" b="0"/>
+                  <wp:docPr id="218" name="Picture 218" descr="image"/>
+                  <wp:cNvGraphicFramePr>
+                    <a:graphicFrameLocks noChangeAspect="1"/>
+                  </wp:cNvGraphicFramePr>
+                  <a:graphic>
+                    <a:graphicData uri="http://schemas.openxmlformats.org/drawingml/2006/picture">
+                      <pic:pic>
+                        <pic:nvPicPr>
+                          <pic:cNvPr id="218" name="Picture 218" descr="image"/>
+                          <pic:cNvPicPr>
+                            <a:picLocks noChangeAspect="1"/>
+                          </pic:cNvPicPr>
+                        </pic:nvPicPr>
+                        <pic:blipFill>
+                          <a:blip r:embed="rId77"/>
+                          <a:stretch>
+                            <a:fillRect/>
+                          </a:stretch>
+                        </pic:blipFill>
+                        <pic:spPr>
+                          <a:xfrm>
+                            <a:off x="0" y="0"/>
+                            <a:ext cx="1057275" cy="1133475"/>
                           </a:xfrm>
                           <a:prstGeom prst="rect">
                             <a:avLst/>
@@ -5431,23 +5649,23 @@
               </w:rPr>
               <w:drawing>
                 <wp:inline distT="0" distB="0" distL="0" distR="0">
-                  <wp:extent cx="2571750" cy="2857500"/>
+                  <wp:extent cx="257175" cy="200025"/>
                   <wp:effectExtent l="0" t="0" r="0" b="0"/>
-                  <wp:docPr id="157" name="Picture 157" descr="image"/>
+                  <wp:docPr id="219" name="Picture 219" descr="image"/>
                   <wp:cNvGraphicFramePr>
-                    <a:graphicFrameLocks xmlns:a="http://schemas.openxmlformats.org/drawingml/2006/main" noChangeAspect="1"/>
+                    <a:graphicFrameLocks noChangeAspect="1"/>
                   </wp:cNvGraphicFramePr>
-                  <a:graphic xmlns:a="http://schemas.openxmlformats.org/drawingml/2006/main">
+                  <a:graphic>
                     <a:graphicData uri="http://schemas.openxmlformats.org/drawingml/2006/picture">
-                      <pic:pic xmlns:pic="http://schemas.openxmlformats.org/drawingml/2006/picture">
+                      <pic:pic>
                         <pic:nvPicPr>
-                          <pic:cNvPr id="157" name="Picture 157" descr="image"/>
+                          <pic:cNvPr id="219" name="Picture 219" descr="image"/>
                           <pic:cNvPicPr>
                             <a:picLocks noChangeAspect="1"/>
                           </pic:cNvPicPr>
                         </pic:nvPicPr>
                         <pic:blipFill>
-                          <a:blip r:embed="rId8|rId79"/>
+                          <a:blip r:embed="rId8"/>
                           <a:stretch>
                             <a:fillRect/>
                           </a:stretch>
@@ -5455,7 +5673,44 @@
                         <pic:spPr>
                           <a:xfrm>
                             <a:off x="0" y="0"/>
-                            <a:ext cx="2571750" cy="2857500"/>
+                            <a:ext cx="257175" cy="200025"/>
+                          </a:xfrm>
+                          <a:prstGeom prst="rect">
+                            <a:avLst/>
+                          </a:prstGeom>
+                        </pic:spPr>
+                      </pic:pic>
+                    </a:graphicData>
+                  </a:graphic>
+                </wp:inline>
+              </w:drawing>
+              <w:drawing>
+                <wp:inline distT="0" distB="0" distL="0" distR="0">
+                  <wp:extent cx="1085850" cy="1200150"/>
+                  <wp:effectExtent l="0" t="0" r="0" b="0"/>
+                  <wp:docPr id="220" name="Picture 220" descr="image"/>
+                  <wp:cNvGraphicFramePr>
+                    <a:graphicFrameLocks noChangeAspect="1"/>
+                  </wp:cNvGraphicFramePr>
+                  <a:graphic>
+                    <a:graphicData uri="http://schemas.openxmlformats.org/drawingml/2006/picture">
+                      <pic:pic>
+                        <pic:nvPicPr>
+                          <pic:cNvPr id="220" name="Picture 220" descr="image"/>
+                          <pic:cNvPicPr>
+                            <a:picLocks noChangeAspect="1"/>
+                          </pic:cNvPicPr>
+                        </pic:nvPicPr>
+                        <pic:blipFill>
+                          <a:blip r:embed="rId79"/>
+                          <a:stretch>
+                            <a:fillRect/>
+                          </a:stretch>
+                        </pic:blipFill>
+                        <pic:spPr>
+                          <a:xfrm>
+                            <a:off x="0" y="0"/>
+                            <a:ext cx="1085850" cy="1200150"/>
                           </a:xfrm>
                           <a:prstGeom prst="rect">
                             <a:avLst/>
@@ -5524,23 +5779,23 @@
               </w:rPr>
               <w:drawing>
                 <wp:inline distT="0" distB="0" distL="0" distR="0">
-                  <wp:extent cx="2571750" cy="2857500"/>
+                  <wp:extent cx="257175" cy="200025"/>
                   <wp:effectExtent l="0" t="0" r="0" b="0"/>
-                  <wp:docPr id="158" name="Picture 158" descr="image"/>
+                  <wp:docPr id="221" name="Picture 221" descr="image"/>
                   <wp:cNvGraphicFramePr>
-                    <a:graphicFrameLocks xmlns:a="http://schemas.openxmlformats.org/drawingml/2006/main" noChangeAspect="1"/>
+                    <a:graphicFrameLocks noChangeAspect="1"/>
                   </wp:cNvGraphicFramePr>
-                  <a:graphic xmlns:a="http://schemas.openxmlformats.org/drawingml/2006/main">
+                  <a:graphic>
                     <a:graphicData uri="http://schemas.openxmlformats.org/drawingml/2006/picture">
-                      <pic:pic xmlns:pic="http://schemas.openxmlformats.org/drawingml/2006/picture">
+                      <pic:pic>
                         <pic:nvPicPr>
-                          <pic:cNvPr id="158" name="Picture 158" descr="image"/>
+                          <pic:cNvPr id="221" name="Picture 221" descr="image"/>
                           <pic:cNvPicPr>
                             <a:picLocks noChangeAspect="1"/>
                           </pic:cNvPicPr>
                         </pic:nvPicPr>
                         <pic:blipFill>
-                          <a:blip r:embed="rId6|rId81"/>
+                          <a:blip r:embed="rId6"/>
                           <a:stretch>
                             <a:fillRect/>
                           </a:stretch>
@@ -5548,7 +5803,44 @@
                         <pic:spPr>
                           <a:xfrm>
                             <a:off x="0" y="0"/>
-                            <a:ext cx="2571750" cy="2857500"/>
+                            <a:ext cx="257175" cy="200025"/>
+                          </a:xfrm>
+                          <a:prstGeom prst="rect">
+                            <a:avLst/>
+                          </a:prstGeom>
+                        </pic:spPr>
+                      </pic:pic>
+                    </a:graphicData>
+                  </a:graphic>
+                </wp:inline>
+              </w:drawing>
+              <w:drawing>
+                <wp:inline distT="0" distB="0" distL="0" distR="0">
+                  <wp:extent cx="1152525" cy="952500"/>
+                  <wp:effectExtent l="0" t="0" r="0" b="0"/>
+                  <wp:docPr id="222" name="Picture 222" descr="image"/>
+                  <wp:cNvGraphicFramePr>
+                    <a:graphicFrameLocks noChangeAspect="1"/>
+                  </wp:cNvGraphicFramePr>
+                  <a:graphic>
+                    <a:graphicData uri="http://schemas.openxmlformats.org/drawingml/2006/picture">
+                      <pic:pic>
+                        <pic:nvPicPr>
+                          <pic:cNvPr id="222" name="Picture 222" descr="image"/>
+                          <pic:cNvPicPr>
+                            <a:picLocks noChangeAspect="1"/>
+                          </pic:cNvPicPr>
+                        </pic:nvPicPr>
+                        <pic:blipFill>
+                          <a:blip r:embed="rId81"/>
+                          <a:stretch>
+                            <a:fillRect/>
+                          </a:stretch>
+                        </pic:blipFill>
+                        <pic:spPr>
+                          <a:xfrm>
+                            <a:off x="0" y="0"/>
+                            <a:ext cx="1152525" cy="952500"/>
                           </a:xfrm>
                           <a:prstGeom prst="rect">
                             <a:avLst/>
@@ -5612,23 +5904,23 @@
               </w:rPr>
               <w:drawing>
                 <wp:inline distT="0" distB="0" distL="0" distR="0">
-                  <wp:extent cx="2571750" cy="2857500"/>
+                  <wp:extent cx="257175" cy="200025"/>
                   <wp:effectExtent l="0" t="0" r="0" b="0"/>
-                  <wp:docPr id="159" name="Picture 159" descr="image"/>
+                  <wp:docPr id="223" name="Picture 223" descr="image"/>
                   <wp:cNvGraphicFramePr>
-                    <a:graphicFrameLocks xmlns:a="http://schemas.openxmlformats.org/drawingml/2006/main" noChangeAspect="1"/>
+                    <a:graphicFrameLocks noChangeAspect="1"/>
                   </wp:cNvGraphicFramePr>
-                  <a:graphic xmlns:a="http://schemas.openxmlformats.org/drawingml/2006/main">
+                  <a:graphic>
                     <a:graphicData uri="http://schemas.openxmlformats.org/drawingml/2006/picture">
-                      <pic:pic xmlns:pic="http://schemas.openxmlformats.org/drawingml/2006/picture">
+                      <pic:pic>
                         <pic:nvPicPr>
-                          <pic:cNvPr id="159" name="Picture 159" descr="image"/>
+                          <pic:cNvPr id="223" name="Picture 223" descr="image"/>
                           <pic:cNvPicPr>
                             <a:picLocks noChangeAspect="1"/>
                           </pic:cNvPicPr>
                         </pic:nvPicPr>
                         <pic:blipFill>
-                          <a:blip r:embed="rId6|rId83"/>
+                          <a:blip r:embed="rId6"/>
                           <a:stretch>
                             <a:fillRect/>
                           </a:stretch>
@@ -5636,7 +5928,44 @@
                         <pic:spPr>
                           <a:xfrm>
                             <a:off x="0" y="0"/>
-                            <a:ext cx="2571750" cy="2857500"/>
+                            <a:ext cx="257175" cy="200025"/>
+                          </a:xfrm>
+                          <a:prstGeom prst="rect">
+                            <a:avLst/>
+                          </a:prstGeom>
+                        </pic:spPr>
+                      </pic:pic>
+                    </a:graphicData>
+                  </a:graphic>
+                </wp:inline>
+              </w:drawing>
+              <w:drawing>
+                <wp:inline distT="0" distB="0" distL="0" distR="0">
+                  <wp:extent cx="990600" cy="1143000"/>
+                  <wp:effectExtent l="0" t="0" r="0" b="0"/>
+                  <wp:docPr id="224" name="Picture 224" descr="image"/>
+                  <wp:cNvGraphicFramePr>
+                    <a:graphicFrameLocks noChangeAspect="1"/>
+                  </wp:cNvGraphicFramePr>
+                  <a:graphic>
+                    <a:graphicData uri="http://schemas.openxmlformats.org/drawingml/2006/picture">
+                      <pic:pic>
+                        <pic:nvPicPr>
+                          <pic:cNvPr id="224" name="Picture 224" descr="image"/>
+                          <pic:cNvPicPr>
+                            <a:picLocks noChangeAspect="1"/>
+                          </pic:cNvPicPr>
+                        </pic:nvPicPr>
+                        <pic:blipFill>
+                          <a:blip r:embed="rId83"/>
+                          <a:stretch>
+                            <a:fillRect/>
+                          </a:stretch>
+                        </pic:blipFill>
+                        <pic:spPr>
+                          <a:xfrm>
+                            <a:off x="0" y="0"/>
+                            <a:ext cx="990600" cy="1143000"/>
                           </a:xfrm>
                           <a:prstGeom prst="rect">
                             <a:avLst/>
@@ -5821,23 +6150,23 @@
               </w:rPr>
               <w:drawing>
                 <wp:inline distT="0" distB="0" distL="0" distR="0">
-                  <wp:extent cx="2571750" cy="2857500"/>
+                  <wp:extent cx="257175" cy="200025"/>
                   <wp:effectExtent l="0" t="0" r="0" b="0"/>
-                  <wp:docPr id="161" name="Picture 161" descr="image"/>
+                  <wp:docPr id="225" name="Picture 225" descr="image"/>
                   <wp:cNvGraphicFramePr>
-                    <a:graphicFrameLocks xmlns:a="http://schemas.openxmlformats.org/drawingml/2006/main" noChangeAspect="1"/>
+                    <a:graphicFrameLocks noChangeAspect="1"/>
                   </wp:cNvGraphicFramePr>
-                  <a:graphic xmlns:a="http://schemas.openxmlformats.org/drawingml/2006/main">
+                  <a:graphic>
                     <a:graphicData uri="http://schemas.openxmlformats.org/drawingml/2006/picture">
-                      <pic:pic xmlns:pic="http://schemas.openxmlformats.org/drawingml/2006/picture">
+                      <pic:pic>
                         <pic:nvPicPr>
-                          <pic:cNvPr id="161" name="Picture 161" descr="image"/>
+                          <pic:cNvPr id="225" name="Picture 225" descr="image"/>
                           <pic:cNvPicPr>
                             <a:picLocks noChangeAspect="1"/>
                           </pic:cNvPicPr>
                         </pic:nvPicPr>
                         <pic:blipFill>
-                          <a:blip r:embed="rId8|rId86"/>
+                          <a:blip r:embed="rId8"/>
                           <a:stretch>
                             <a:fillRect/>
                           </a:stretch>
@@ -5845,7 +6174,44 @@
                         <pic:spPr>
                           <a:xfrm>
                             <a:off x="0" y="0"/>
-                            <a:ext cx="2571750" cy="2857500"/>
+                            <a:ext cx="257175" cy="200025"/>
+                          </a:xfrm>
+                          <a:prstGeom prst="rect">
+                            <a:avLst/>
+                          </a:prstGeom>
+                        </pic:spPr>
+                      </pic:pic>
+                    </a:graphicData>
+                  </a:graphic>
+                </wp:inline>
+              </w:drawing>
+              <w:drawing>
+                <wp:inline distT="0" distB="0" distL="0" distR="0">
+                  <wp:extent cx="1419225" cy="457200"/>
+                  <wp:effectExtent l="0" t="0" r="0" b="0"/>
+                  <wp:docPr id="226" name="Picture 226" descr="image"/>
+                  <wp:cNvGraphicFramePr>
+                    <a:graphicFrameLocks noChangeAspect="1"/>
+                  </wp:cNvGraphicFramePr>
+                  <a:graphic>
+                    <a:graphicData uri="http://schemas.openxmlformats.org/drawingml/2006/picture">
+                      <pic:pic>
+                        <pic:nvPicPr>
+                          <pic:cNvPr id="226" name="Picture 226" descr="image"/>
+                          <pic:cNvPicPr>
+                            <a:picLocks noChangeAspect="1"/>
+                          </pic:cNvPicPr>
+                        </pic:nvPicPr>
+                        <pic:blipFill>
+                          <a:blip r:embed="rId86"/>
+                          <a:stretch>
+                            <a:fillRect/>
+                          </a:stretch>
+                        </pic:blipFill>
+                        <pic:spPr>
+                          <a:xfrm>
+                            <a:off x="0" y="0"/>
+                            <a:ext cx="1419225" cy="457200"/>
                           </a:xfrm>
                           <a:prstGeom prst="rect">
                             <a:avLst/>
@@ -5909,23 +6275,23 @@
               </w:rPr>
               <w:drawing>
                 <wp:inline distT="0" distB="0" distL="0" distR="0">
-                  <wp:extent cx="2571750" cy="2857500"/>
+                  <wp:extent cx="257175" cy="200025"/>
                   <wp:effectExtent l="0" t="0" r="0" b="0"/>
-                  <wp:docPr id="162" name="Picture 162" descr="image"/>
+                  <wp:docPr id="227" name="Picture 227" descr="image"/>
                   <wp:cNvGraphicFramePr>
-                    <a:graphicFrameLocks xmlns:a="http://schemas.openxmlformats.org/drawingml/2006/main" noChangeAspect="1"/>
+                    <a:graphicFrameLocks noChangeAspect="1"/>
                   </wp:cNvGraphicFramePr>
-                  <a:graphic xmlns:a="http://schemas.openxmlformats.org/drawingml/2006/main">
+                  <a:graphic>
                     <a:graphicData uri="http://schemas.openxmlformats.org/drawingml/2006/picture">
-                      <pic:pic xmlns:pic="http://schemas.openxmlformats.org/drawingml/2006/picture">
+                      <pic:pic>
                         <pic:nvPicPr>
-                          <pic:cNvPr id="162" name="Picture 162" descr="image"/>
+                          <pic:cNvPr id="227" name="Picture 227" descr="image"/>
                           <pic:cNvPicPr>
                             <a:picLocks noChangeAspect="1"/>
                           </pic:cNvPicPr>
                         </pic:nvPicPr>
                         <pic:blipFill>
-                          <a:blip r:embed="rId6|rId88"/>
+                          <a:blip r:embed="rId6"/>
                           <a:stretch>
                             <a:fillRect/>
                           </a:stretch>
@@ -5933,7 +6299,44 @@
                         <pic:spPr>
                           <a:xfrm>
                             <a:off x="0" y="0"/>
-                            <a:ext cx="2571750" cy="2857500"/>
+                            <a:ext cx="257175" cy="200025"/>
+                          </a:xfrm>
+                          <a:prstGeom prst="rect">
+                            <a:avLst/>
+                          </a:prstGeom>
+                        </pic:spPr>
+                      </pic:pic>
+                    </a:graphicData>
+                  </a:graphic>
+                </wp:inline>
+              </w:drawing>
+              <w:drawing>
+                <wp:inline distT="0" distB="0" distL="0" distR="0">
+                  <wp:extent cx="914400" cy="409575"/>
+                  <wp:effectExtent l="0" t="0" r="0" b="0"/>
+                  <wp:docPr id="228" name="Picture 228" descr="image"/>
+                  <wp:cNvGraphicFramePr>
+                    <a:graphicFrameLocks noChangeAspect="1"/>
+                  </wp:cNvGraphicFramePr>
+                  <a:graphic>
+                    <a:graphicData uri="http://schemas.openxmlformats.org/drawingml/2006/picture">
+                      <pic:pic>
+                        <pic:nvPicPr>
+                          <pic:cNvPr id="228" name="Picture 228" descr="image"/>
+                          <pic:cNvPicPr>
+                            <a:picLocks noChangeAspect="1"/>
+                          </pic:cNvPicPr>
+                        </pic:nvPicPr>
+                        <pic:blipFill>
+                          <a:blip r:embed="rId88"/>
+                          <a:stretch>
+                            <a:fillRect/>
+                          </a:stretch>
+                        </pic:blipFill>
+                        <pic:spPr>
+                          <a:xfrm>
+                            <a:off x="0" y="0"/>
+                            <a:ext cx="914400" cy="409575"/>
                           </a:xfrm>
                           <a:prstGeom prst="rect">
                             <a:avLst/>
@@ -6002,23 +6405,23 @@
               </w:rPr>
               <w:drawing>
                 <wp:inline distT="0" distB="0" distL="0" distR="0">
-                  <wp:extent cx="2571750" cy="2857500"/>
+                  <wp:extent cx="257175" cy="200025"/>
                   <wp:effectExtent l="0" t="0" r="0" b="0"/>
-                  <wp:docPr id="163" name="Picture 163" descr="image"/>
+                  <wp:docPr id="229" name="Picture 229" descr="image"/>
                   <wp:cNvGraphicFramePr>
-                    <a:graphicFrameLocks xmlns:a="http://schemas.openxmlformats.org/drawingml/2006/main" noChangeAspect="1"/>
+                    <a:graphicFrameLocks noChangeAspect="1"/>
                   </wp:cNvGraphicFramePr>
-                  <a:graphic xmlns:a="http://schemas.openxmlformats.org/drawingml/2006/main">
+                  <a:graphic>
                     <a:graphicData uri="http://schemas.openxmlformats.org/drawingml/2006/picture">
-                      <pic:pic xmlns:pic="http://schemas.openxmlformats.org/drawingml/2006/picture">
+                      <pic:pic>
                         <pic:nvPicPr>
-                          <pic:cNvPr id="163" name="Picture 163" descr="image"/>
+                          <pic:cNvPr id="229" name="Picture 229" descr="image"/>
                           <pic:cNvPicPr>
                             <a:picLocks noChangeAspect="1"/>
                           </pic:cNvPicPr>
                         </pic:nvPicPr>
                         <pic:blipFill>
-                          <a:blip r:embed="rId6|rId90"/>
+                          <a:blip r:embed="rId6"/>
                           <a:stretch>
                             <a:fillRect/>
                           </a:stretch>
@@ -6026,7 +6429,44 @@
                         <pic:spPr>
                           <a:xfrm>
                             <a:off x="0" y="0"/>
-                            <a:ext cx="2571750" cy="2857500"/>
+                            <a:ext cx="257175" cy="200025"/>
+                          </a:xfrm>
+                          <a:prstGeom prst="rect">
+                            <a:avLst/>
+                          </a:prstGeom>
+                        </pic:spPr>
+                      </pic:pic>
+                    </a:graphicData>
+                  </a:graphic>
+                </wp:inline>
+              </w:drawing>
+              <w:drawing>
+                <wp:inline distT="0" distB="0" distL="0" distR="0">
+                  <wp:extent cx="1704975" cy="485775"/>
+                  <wp:effectExtent l="0" t="0" r="0" b="0"/>
+                  <wp:docPr id="230" name="Picture 230" descr="image"/>
+                  <wp:cNvGraphicFramePr>
+                    <a:graphicFrameLocks noChangeAspect="1"/>
+                  </wp:cNvGraphicFramePr>
+                  <a:graphic>
+                    <a:graphicData uri="http://schemas.openxmlformats.org/drawingml/2006/picture">
+                      <pic:pic>
+                        <pic:nvPicPr>
+                          <pic:cNvPr id="230" name="Picture 230" descr="image"/>
+                          <pic:cNvPicPr>
+                            <a:picLocks noChangeAspect="1"/>
+                          </pic:cNvPicPr>
+                        </pic:nvPicPr>
+                        <pic:blipFill>
+                          <a:blip r:embed="rId90"/>
+                          <a:stretch>
+                            <a:fillRect/>
+                          </a:stretch>
+                        </pic:blipFill>
+                        <pic:spPr>
+                          <a:xfrm>
+                            <a:off x="0" y="0"/>
+                            <a:ext cx="1704975" cy="485775"/>
                           </a:xfrm>
                           <a:prstGeom prst="rect">
                             <a:avLst/>
@@ -6090,23 +6530,23 @@
               </w:rPr>
               <w:drawing>
                 <wp:inline distT="0" distB="0" distL="0" distR="0">
-                  <wp:extent cx="2571750" cy="2857500"/>
+                  <wp:extent cx="257175" cy="200025"/>
                   <wp:effectExtent l="0" t="0" r="0" b="0"/>
-                  <wp:docPr id="164" name="Picture 164" descr="image"/>
+                  <wp:docPr id="231" name="Picture 231" descr="image"/>
                   <wp:cNvGraphicFramePr>
-                    <a:graphicFrameLocks xmlns:a="http://schemas.openxmlformats.org/drawingml/2006/main" noChangeAspect="1"/>
+                    <a:graphicFrameLocks noChangeAspect="1"/>
                   </wp:cNvGraphicFramePr>
-                  <a:graphic xmlns:a="http://schemas.openxmlformats.org/drawingml/2006/main">
+                  <a:graphic>
                     <a:graphicData uri="http://schemas.openxmlformats.org/drawingml/2006/picture">
-                      <pic:pic xmlns:pic="http://schemas.openxmlformats.org/drawingml/2006/picture">
+                      <pic:pic>
                         <pic:nvPicPr>
-                          <pic:cNvPr id="164" name="Picture 164" descr="image"/>
+                          <pic:cNvPr id="231" name="Picture 231" descr="image"/>
                           <pic:cNvPicPr>
                             <a:picLocks noChangeAspect="1"/>
                           </pic:cNvPicPr>
                         </pic:nvPicPr>
                         <pic:blipFill>
-                          <a:blip r:embed="rId6|rId92"/>
+                          <a:blip r:embed="rId6"/>
                           <a:stretch>
                             <a:fillRect/>
                           </a:stretch>
@@ -6114,7 +6554,44 @@
                         <pic:spPr>
                           <a:xfrm>
                             <a:off x="0" y="0"/>
-                            <a:ext cx="2571750" cy="2857500"/>
+                            <a:ext cx="257175" cy="200025"/>
+                          </a:xfrm>
+                          <a:prstGeom prst="rect">
+                            <a:avLst/>
+                          </a:prstGeom>
+                        </pic:spPr>
+                      </pic:pic>
+                    </a:graphicData>
+                  </a:graphic>
+                </wp:inline>
+              </w:drawing>
+              <w:drawing>
+                <wp:inline distT="0" distB="0" distL="0" distR="0">
+                  <wp:extent cx="1733550" cy="485775"/>
+                  <wp:effectExtent l="0" t="0" r="0" b="0"/>
+                  <wp:docPr id="232" name="Picture 232" descr="image"/>
+                  <wp:cNvGraphicFramePr>
+                    <a:graphicFrameLocks noChangeAspect="1"/>
+                  </wp:cNvGraphicFramePr>
+                  <a:graphic>
+                    <a:graphicData uri="http://schemas.openxmlformats.org/drawingml/2006/picture">
+                      <pic:pic>
+                        <pic:nvPicPr>
+                          <pic:cNvPr id="232" name="Picture 232" descr="image"/>
+                          <pic:cNvPicPr>
+                            <a:picLocks noChangeAspect="1"/>
+                          </pic:cNvPicPr>
+                        </pic:nvPicPr>
+                        <pic:blipFill>
+                          <a:blip r:embed="rId92"/>
+                          <a:stretch>
+                            <a:fillRect/>
+                          </a:stretch>
+                        </pic:blipFill>
+                        <pic:spPr>
+                          <a:xfrm>
+                            <a:off x="0" y="0"/>
+                            <a:ext cx="1733550" cy="485775"/>
                           </a:xfrm>
                           <a:prstGeom prst="rect">
                             <a:avLst/>
@@ -6299,23 +6776,23 @@
               </w:rPr>
               <w:drawing>
                 <wp:inline distT="0" distB="0" distL="0" distR="0">
-                  <wp:extent cx="2571750" cy="2857500"/>
+                  <wp:extent cx="257175" cy="200025"/>
                   <wp:effectExtent l="0" t="0" r="0" b="0"/>
-                  <wp:docPr id="166" name="Picture 166" descr="image"/>
+                  <wp:docPr id="233" name="Picture 233" descr="image"/>
                   <wp:cNvGraphicFramePr>
-                    <a:graphicFrameLocks xmlns:a="http://schemas.openxmlformats.org/drawingml/2006/main" noChangeAspect="1"/>
+                    <a:graphicFrameLocks noChangeAspect="1"/>
                   </wp:cNvGraphicFramePr>
-                  <a:graphic xmlns:a="http://schemas.openxmlformats.org/drawingml/2006/main">
+                  <a:graphic>
                     <a:graphicData uri="http://schemas.openxmlformats.org/drawingml/2006/picture">
-                      <pic:pic xmlns:pic="http://schemas.openxmlformats.org/drawingml/2006/picture">
+                      <pic:pic>
                         <pic:nvPicPr>
-                          <pic:cNvPr id="166" name="Picture 166" descr="image"/>
+                          <pic:cNvPr id="233" name="Picture 233" descr="image"/>
                           <pic:cNvPicPr>
                             <a:picLocks noChangeAspect="1"/>
                           </pic:cNvPicPr>
                         </pic:nvPicPr>
                         <pic:blipFill>
-                          <a:blip r:embed="rId6|rId95"/>
+                          <a:blip r:embed="rId6"/>
                           <a:stretch>
                             <a:fillRect/>
                           </a:stretch>
@@ -6323,7 +6800,44 @@
                         <pic:spPr>
                           <a:xfrm>
                             <a:off x="0" y="0"/>
-                            <a:ext cx="2571750" cy="2857500"/>
+                            <a:ext cx="257175" cy="200025"/>
+                          </a:xfrm>
+                          <a:prstGeom prst="rect">
+                            <a:avLst/>
+                          </a:prstGeom>
+                        </pic:spPr>
+                      </pic:pic>
+                    </a:graphicData>
+                  </a:graphic>
+                </wp:inline>
+              </w:drawing>
+              <w:drawing>
+                <wp:inline distT="0" distB="0" distL="0" distR="0">
+                  <wp:extent cx="2381250" cy="571500"/>
+                  <wp:effectExtent l="0" t="0" r="0" b="0"/>
+                  <wp:docPr id="234" name="Picture 234" descr="image"/>
+                  <wp:cNvGraphicFramePr>
+                    <a:graphicFrameLocks noChangeAspect="1"/>
+                  </wp:cNvGraphicFramePr>
+                  <a:graphic>
+                    <a:graphicData uri="http://schemas.openxmlformats.org/drawingml/2006/picture">
+                      <pic:pic>
+                        <pic:nvPicPr>
+                          <pic:cNvPr id="234" name="Picture 234" descr="image"/>
+                          <pic:cNvPicPr>
+                            <a:picLocks noChangeAspect="1"/>
+                          </pic:cNvPicPr>
+                        </pic:nvPicPr>
+                        <pic:blipFill>
+                          <a:blip r:embed="rId95"/>
+                          <a:stretch>
+                            <a:fillRect/>
+                          </a:stretch>
+                        </pic:blipFill>
+                        <pic:spPr>
+                          <a:xfrm>
+                            <a:off x="0" y="0"/>
+                            <a:ext cx="2381250" cy="571500"/>
                           </a:xfrm>
                           <a:prstGeom prst="rect">
                             <a:avLst/>
@@ -6387,23 +6901,23 @@
               </w:rPr>
               <w:drawing>
                 <wp:inline distT="0" distB="0" distL="0" distR="0">
-                  <wp:extent cx="2571750" cy="2857500"/>
+                  <wp:extent cx="257175" cy="200025"/>
                   <wp:effectExtent l="0" t="0" r="0" b="0"/>
-                  <wp:docPr id="167" name="Picture 167" descr="image"/>
+                  <wp:docPr id="235" name="Picture 235" descr="image"/>
                   <wp:cNvGraphicFramePr>
-                    <a:graphicFrameLocks xmlns:a="http://schemas.openxmlformats.org/drawingml/2006/main" noChangeAspect="1"/>
+                    <a:graphicFrameLocks noChangeAspect="1"/>
                   </wp:cNvGraphicFramePr>
-                  <a:graphic xmlns:a="http://schemas.openxmlformats.org/drawingml/2006/main">
+                  <a:graphic>
                     <a:graphicData uri="http://schemas.openxmlformats.org/drawingml/2006/picture">
-                      <pic:pic xmlns:pic="http://schemas.openxmlformats.org/drawingml/2006/picture">
+                      <pic:pic>
                         <pic:nvPicPr>
-                          <pic:cNvPr id="167" name="Picture 167" descr="image"/>
+                          <pic:cNvPr id="235" name="Picture 235" descr="image"/>
                           <pic:cNvPicPr>
                             <a:picLocks noChangeAspect="1"/>
                           </pic:cNvPicPr>
                         </pic:nvPicPr>
                         <pic:blipFill>
-                          <a:blip r:embed="rId8|rId97"/>
+                          <a:blip r:embed="rId8"/>
                           <a:stretch>
                             <a:fillRect/>
                           </a:stretch>
@@ -6411,7 +6925,44 @@
                         <pic:spPr>
                           <a:xfrm>
                             <a:off x="0" y="0"/>
-                            <a:ext cx="2571750" cy="2857500"/>
+                            <a:ext cx="257175" cy="200025"/>
+                          </a:xfrm>
+                          <a:prstGeom prst="rect">
+                            <a:avLst/>
+                          </a:prstGeom>
+                        </pic:spPr>
+                      </pic:pic>
+                    </a:graphicData>
+                  </a:graphic>
+                </wp:inline>
+              </w:drawing>
+              <w:drawing>
+                <wp:inline distT="0" distB="0" distL="0" distR="0">
+                  <wp:extent cx="2381250" cy="533400"/>
+                  <wp:effectExtent l="0" t="0" r="0" b="0"/>
+                  <wp:docPr id="236" name="Picture 236" descr="image"/>
+                  <wp:cNvGraphicFramePr>
+                    <a:graphicFrameLocks noChangeAspect="1"/>
+                  </wp:cNvGraphicFramePr>
+                  <a:graphic>
+                    <a:graphicData uri="http://schemas.openxmlformats.org/drawingml/2006/picture">
+                      <pic:pic>
+                        <pic:nvPicPr>
+                          <pic:cNvPr id="236" name="Picture 236" descr="image"/>
+                          <pic:cNvPicPr>
+                            <a:picLocks noChangeAspect="1"/>
+                          </pic:cNvPicPr>
+                        </pic:nvPicPr>
+                        <pic:blipFill>
+                          <a:blip r:embed="rId97"/>
+                          <a:stretch>
+                            <a:fillRect/>
+                          </a:stretch>
+                        </pic:blipFill>
+                        <pic:spPr>
+                          <a:xfrm>
+                            <a:off x="0" y="0"/>
+                            <a:ext cx="2381250" cy="533400"/>
                           </a:xfrm>
                           <a:prstGeom prst="rect">
                             <a:avLst/>
@@ -6480,23 +7031,23 @@
               </w:rPr>
               <w:drawing>
                 <wp:inline distT="0" distB="0" distL="0" distR="0">
-                  <wp:extent cx="2571750" cy="2857500"/>
+                  <wp:extent cx="257175" cy="200025"/>
                   <wp:effectExtent l="0" t="0" r="0" b="0"/>
-                  <wp:docPr id="168" name="Picture 168" descr="image"/>
+                  <wp:docPr id="237" name="Picture 237" descr="image"/>
                   <wp:cNvGraphicFramePr>
-                    <a:graphicFrameLocks xmlns:a="http://schemas.openxmlformats.org/drawingml/2006/main" noChangeAspect="1"/>
+                    <a:graphicFrameLocks noChangeAspect="1"/>
                   </wp:cNvGraphicFramePr>
-                  <a:graphic xmlns:a="http://schemas.openxmlformats.org/drawingml/2006/main">
+                  <a:graphic>
                     <a:graphicData uri="http://schemas.openxmlformats.org/drawingml/2006/picture">
-                      <pic:pic xmlns:pic="http://schemas.openxmlformats.org/drawingml/2006/picture">
+                      <pic:pic>
                         <pic:nvPicPr>
-                          <pic:cNvPr id="168" name="Picture 168" descr="image"/>
+                          <pic:cNvPr id="237" name="Picture 237" descr="image"/>
                           <pic:cNvPicPr>
                             <a:picLocks noChangeAspect="1"/>
                           </pic:cNvPicPr>
                         </pic:nvPicPr>
                         <pic:blipFill>
-                          <a:blip r:embed="rId6|rId99"/>
+                          <a:blip r:embed="rId6"/>
                           <a:stretch>
                             <a:fillRect/>
                           </a:stretch>
@@ -6504,7 +7055,44 @@
                         <pic:spPr>
                           <a:xfrm>
                             <a:off x="0" y="0"/>
-                            <a:ext cx="2571750" cy="2857500"/>
+                            <a:ext cx="257175" cy="200025"/>
+                          </a:xfrm>
+                          <a:prstGeom prst="rect">
+                            <a:avLst/>
+                          </a:prstGeom>
+                        </pic:spPr>
+                      </pic:pic>
+                    </a:graphicData>
+                  </a:graphic>
+                </wp:inline>
+              </w:drawing>
+              <w:drawing>
+                <wp:inline distT="0" distB="0" distL="0" distR="0">
+                  <wp:extent cx="2381250" cy="542925"/>
+                  <wp:effectExtent l="0" t="0" r="0" b="0"/>
+                  <wp:docPr id="238" name="Picture 238" descr="image"/>
+                  <wp:cNvGraphicFramePr>
+                    <a:graphicFrameLocks noChangeAspect="1"/>
+                  </wp:cNvGraphicFramePr>
+                  <a:graphic>
+                    <a:graphicData uri="http://schemas.openxmlformats.org/drawingml/2006/picture">
+                      <pic:pic>
+                        <pic:nvPicPr>
+                          <pic:cNvPr id="238" name="Picture 238" descr="image"/>
+                          <pic:cNvPicPr>
+                            <a:picLocks noChangeAspect="1"/>
+                          </pic:cNvPicPr>
+                        </pic:nvPicPr>
+                        <pic:blipFill>
+                          <a:blip r:embed="rId99"/>
+                          <a:stretch>
+                            <a:fillRect/>
+                          </a:stretch>
+                        </pic:blipFill>
+                        <pic:spPr>
+                          <a:xfrm>
+                            <a:off x="0" y="0"/>
+                            <a:ext cx="2381250" cy="542925"/>
                           </a:xfrm>
                           <a:prstGeom prst="rect">
                             <a:avLst/>
@@ -6568,23 +7156,23 @@
               </w:rPr>
               <w:drawing>
                 <wp:inline distT="0" distB="0" distL="0" distR="0">
-                  <wp:extent cx="2571750" cy="2857500"/>
+                  <wp:extent cx="257175" cy="200025"/>
                   <wp:effectExtent l="0" t="0" r="0" b="0"/>
-                  <wp:docPr id="169" name="Picture 169" descr="image"/>
+                  <wp:docPr id="239" name="Picture 239" descr="image"/>
                   <wp:cNvGraphicFramePr>
-                    <a:graphicFrameLocks xmlns:a="http://schemas.openxmlformats.org/drawingml/2006/main" noChangeAspect="1"/>
+                    <a:graphicFrameLocks noChangeAspect="1"/>
                   </wp:cNvGraphicFramePr>
-                  <a:graphic xmlns:a="http://schemas.openxmlformats.org/drawingml/2006/main">
+                  <a:graphic>
                     <a:graphicData uri="http://schemas.openxmlformats.org/drawingml/2006/picture">
-                      <pic:pic xmlns:pic="http://schemas.openxmlformats.org/drawingml/2006/picture">
+                      <pic:pic>
                         <pic:nvPicPr>
-                          <pic:cNvPr id="169" name="Picture 169" descr="image"/>
+                          <pic:cNvPr id="239" name="Picture 239" descr="image"/>
                           <pic:cNvPicPr>
                             <a:picLocks noChangeAspect="1"/>
                           </pic:cNvPicPr>
                         </pic:nvPicPr>
                         <pic:blipFill>
-                          <a:blip r:embed="rId6|rId101"/>
+                          <a:blip r:embed="rId6"/>
                           <a:stretch>
                             <a:fillRect/>
                           </a:stretch>
@@ -6592,7 +7180,44 @@
                         <pic:spPr>
                           <a:xfrm>
                             <a:off x="0" y="0"/>
-                            <a:ext cx="2571750" cy="2857500"/>
+                            <a:ext cx="257175" cy="200025"/>
+                          </a:xfrm>
+                          <a:prstGeom prst="rect">
+                            <a:avLst/>
+                          </a:prstGeom>
+                        </pic:spPr>
+                      </pic:pic>
+                    </a:graphicData>
+                  </a:graphic>
+                </wp:inline>
+              </w:drawing>
+              <w:drawing>
+                <wp:inline distT="0" distB="0" distL="0" distR="0">
+                  <wp:extent cx="2466975" cy="552450"/>
+                  <wp:effectExtent l="0" t="0" r="0" b="0"/>
+                  <wp:docPr id="240" name="Picture 240" descr="image"/>
+                  <wp:cNvGraphicFramePr>
+                    <a:graphicFrameLocks noChangeAspect="1"/>
+                  </wp:cNvGraphicFramePr>
+                  <a:graphic>
+                    <a:graphicData uri="http://schemas.openxmlformats.org/drawingml/2006/picture">
+                      <pic:pic>
+                        <pic:nvPicPr>
+                          <pic:cNvPr id="240" name="Picture 240" descr="image"/>
+                          <pic:cNvPicPr>
+                            <a:picLocks noChangeAspect="1"/>
+                          </pic:cNvPicPr>
+                        </pic:nvPicPr>
+                        <pic:blipFill>
+                          <a:blip r:embed="rId101"/>
+                          <a:stretch>
+                            <a:fillRect/>
+                          </a:stretch>
+                        </pic:blipFill>
+                        <pic:spPr>
+                          <a:xfrm>
+                            <a:off x="0" y="0"/>
+                            <a:ext cx="2466975" cy="552450"/>
                           </a:xfrm>
                           <a:prstGeom prst="rect">
                             <a:avLst/>
@@ -6662,23 +7287,23 @@
         </w:rPr>
         <w:drawing>
           <wp:inline distT="0" distB="0" distL="0" distR="0">
-            <wp:extent cx="3132000" cy="1905000"/>
+            <wp:extent cx="1714500" cy="2724150"/>
             <wp:effectExtent l="0" t="0" r="0" b="0"/>
-            <wp:docPr id="170" name="Picture 170" descr="image"/>
+            <wp:docPr id="241" name="Picture 241" descr="image"/>
             <wp:cNvGraphicFramePr>
-              <a:graphicFrameLocks xmlns:a="http://schemas.openxmlformats.org/drawingml/2006/main" noChangeAspect="1"/>
+              <a:graphicFrameLocks noChangeAspect="1"/>
             </wp:cNvGraphicFramePr>
-            <a:graphic xmlns:a="http://schemas.openxmlformats.org/drawingml/2006/main">
+            <a:graphic>
               <a:graphicData uri="http://schemas.openxmlformats.org/drawingml/2006/picture">
-                <pic:pic xmlns:pic="http://schemas.openxmlformats.org/drawingml/2006/picture">
+                <pic:pic>
                   <pic:nvPicPr>
-                    <pic:cNvPr id="170" name="Picture 170" descr="image"/>
+                    <pic:cNvPr id="241" name="Picture 241" descr="image"/>
                     <pic:cNvPicPr>
                       <a:picLocks noChangeAspect="1"/>
                     </pic:cNvPicPr>
                   </pic:nvPicPr>
                   <pic:blipFill>
-                    <a:blip r:embed="rId102|rId103|rId104"/>
+                    <a:blip r:embed="rId102"/>
                     <a:stretch>
                       <a:fillRect/>
                     </a:stretch>
@@ -6686,7 +7311,81 @@
                   <pic:spPr>
                     <a:xfrm>
                       <a:off x="0" y="0"/>
-                      <a:ext cx="3132000" cy="1905000"/>
+                      <a:ext cx="1714500" cy="2724150"/>
+                    </a:xfrm>
+                    <a:prstGeom prst="rect">
+                      <a:avLst/>
+                    </a:prstGeom>
+                  </pic:spPr>
+                </pic:pic>
+              </a:graphicData>
+            </a:graphic>
+          </wp:inline>
+        </w:drawing>
+        <w:drawing>
+          <wp:inline distT="0" distB="0" distL="0" distR="0">
+            <wp:extent cx="1714500" cy="2457450"/>
+            <wp:effectExtent l="0" t="0" r="0" b="0"/>
+            <wp:docPr id="242" name="Picture 242" descr="image"/>
+            <wp:cNvGraphicFramePr>
+              <a:graphicFrameLocks noChangeAspect="1"/>
+            </wp:cNvGraphicFramePr>
+            <a:graphic>
+              <a:graphicData uri="http://schemas.openxmlformats.org/drawingml/2006/picture">
+                <pic:pic>
+                  <pic:nvPicPr>
+                    <pic:cNvPr id="242" name="Picture 242" descr="image"/>
+                    <pic:cNvPicPr>
+                      <a:picLocks noChangeAspect="1"/>
+                    </pic:cNvPicPr>
+                  </pic:nvPicPr>
+                  <pic:blipFill>
+                    <a:blip r:embed="rId103"/>
+                    <a:stretch>
+                      <a:fillRect/>
+                    </a:stretch>
+                  </pic:blipFill>
+                  <pic:spPr>
+                    <a:xfrm>
+                      <a:off x="0" y="0"/>
+                      <a:ext cx="1714500" cy="2457450"/>
+                    </a:xfrm>
+                    <a:prstGeom prst="rect">
+                      <a:avLst/>
+                    </a:prstGeom>
+                  </pic:spPr>
+                </pic:pic>
+              </a:graphicData>
+            </a:graphic>
+          </wp:inline>
+        </w:drawing>
+        <w:drawing>
+          <wp:inline distT="0" distB="0" distL="0" distR="0">
+            <wp:extent cx="1714500" cy="2914650"/>
+            <wp:effectExtent l="0" t="0" r="0" b="0"/>
+            <wp:docPr id="243" name="Picture 243" descr="image"/>
+            <wp:cNvGraphicFramePr>
+              <a:graphicFrameLocks noChangeAspect="1"/>
+            </wp:cNvGraphicFramePr>
+            <a:graphic>
+              <a:graphicData uri="http://schemas.openxmlformats.org/drawingml/2006/picture">
+                <pic:pic>
+                  <pic:nvPicPr>
+                    <pic:cNvPr id="243" name="Picture 243" descr="image"/>
+                    <pic:cNvPicPr>
+                      <a:picLocks noChangeAspect="1"/>
+                    </pic:cNvPicPr>
+                  </pic:nvPicPr>
+                  <pic:blipFill>
+                    <a:blip r:embed="rId104"/>
+                    <a:stretch>
+                      <a:fillRect/>
+                    </a:stretch>
+                  </pic:blipFill>
+                  <pic:spPr>
+                    <a:xfrm>
+                      <a:off x="0" y="0"/>
+                      <a:ext cx="1714500" cy="2914650"/>
                     </a:xfrm>
                     <a:prstGeom prst="rect">
                       <a:avLst/>
@@ -7680,23 +8379,23 @@
         </w:rPr>
         <w:drawing>
           <wp:inline distT="0" distB="0" distL="0" distR="0">
-            <wp:extent cx="3132000" cy="2857500"/>
+            <wp:extent cx="4457700" cy="2295525"/>
             <wp:effectExtent l="0" t="0" r="0" b="0"/>
-            <wp:docPr id="181" name="Picture 181" descr="image"/>
+            <wp:docPr id="244" name="Picture 244" descr="image"/>
             <wp:cNvGraphicFramePr>
-              <a:graphicFrameLocks xmlns:a="http://schemas.openxmlformats.org/drawingml/2006/main" noChangeAspect="1"/>
+              <a:graphicFrameLocks noChangeAspect="1"/>
             </wp:cNvGraphicFramePr>
-            <a:graphic xmlns:a="http://schemas.openxmlformats.org/drawingml/2006/main">
+            <a:graphic>
               <a:graphicData uri="http://schemas.openxmlformats.org/drawingml/2006/picture">
-                <pic:pic xmlns:pic="http://schemas.openxmlformats.org/drawingml/2006/picture">
+                <pic:pic>
                   <pic:nvPicPr>
-                    <pic:cNvPr id="181" name="Picture 181" descr="image"/>
+                    <pic:cNvPr id="244" name="Picture 244" descr="image"/>
                     <pic:cNvPicPr>
                       <a:picLocks noChangeAspect="1"/>
                     </pic:cNvPicPr>
                   </pic:nvPicPr>
                   <pic:blipFill>
-                    <a:blip r:embed="rId127|rId128"/>
+                    <a:blip r:embed="rId127"/>
                     <a:stretch>
                       <a:fillRect/>
                     </a:stretch>
@@ -7704,7 +8403,44 @@
                   <pic:spPr>
                     <a:xfrm>
                       <a:off x="0" y="0"/>
-                      <a:ext cx="3132000" cy="2857500"/>
+                      <a:ext cx="4457700" cy="2295525"/>
+                    </a:xfrm>
+                    <a:prstGeom prst="rect">
+                      <a:avLst/>
+                    </a:prstGeom>
+                  </pic:spPr>
+                </pic:pic>
+              </a:graphicData>
+            </a:graphic>
+          </wp:inline>
+        </w:drawing>
+        <w:drawing>
+          <wp:inline distT="0" distB="0" distL="0" distR="0">
+            <wp:extent cx="1238250" cy="2476500"/>
+            <wp:effectExtent l="0" t="0" r="0" b="0"/>
+            <wp:docPr id="245" name="Picture 245" descr="image"/>
+            <wp:cNvGraphicFramePr>
+              <a:graphicFrameLocks noChangeAspect="1"/>
+            </wp:cNvGraphicFramePr>
+            <a:graphic>
+              <a:graphicData uri="http://schemas.openxmlformats.org/drawingml/2006/picture">
+                <pic:pic>
+                  <pic:nvPicPr>
+                    <pic:cNvPr id="245" name="Picture 245" descr="image"/>
+                    <pic:cNvPicPr>
+                      <a:picLocks noChangeAspect="1"/>
+                    </pic:cNvPicPr>
+                  </pic:nvPicPr>
+                  <pic:blipFill>
+                    <a:blip r:embed="rId128"/>
+                    <a:stretch>
+                      <a:fillRect/>
+                    </a:stretch>
+                  </pic:blipFill>
+                  <pic:spPr>
+                    <a:xfrm>
+                      <a:off x="0" y="0"/>
+                      <a:ext cx="1238250" cy="2476500"/>
                     </a:xfrm>
                     <a:prstGeom prst="rect">
                       <a:avLst/>
@@ -10302,68 +11038,7 @@
 </w:document>
 </file>
 
-<file path=word\fontTable.xml><?xml version="1.0" encoding="utf-8"?>
-<w:fonts xmlns:mc="http://schemas.openxmlformats.org/markup-compatibility/2006" xmlns:r="http://schemas.openxmlformats.org/officeDocument/2006/relationships" xmlns:w="http://schemas.openxmlformats.org/wordprocessingml/2006/main" xmlns:w14="http://schemas.microsoft.com/office/word/2010/wordml" mc:Ignorable="w14">
-  <w:font w:name="Times New Roman">
-    <w:panose1 w:val="02020603050405020304"/>
-    <w:charset w:val="00"/>
-    <w:family w:val="roman"/>
-    <w:pitch w:val="variable"/>
-    <w:sig w:usb0="20007A87" w:usb1="80000000" w:usb2="00000008" w:usb3="00000000" w:csb0="000001FF" w:csb1="00000000"/>
-  </w:font>
-  <w:font w:name="宋体">
-    <w:panose1 w:val="02010600030101010101"/>
-    <w:charset w:val="86"/>
-    <w:family w:val="auto"/>
-    <w:pitch w:val="default"/>
-    <w:sig w:usb0="00000003" w:usb1="288F0000" w:usb2="00000006" w:usb3="00000000" w:csb0="00040001" w:csb1="00000000"/>
-  </w:font>
-  <w:font w:name="Wingdings">
-    <w:panose1 w:val="05000000000000000000"/>
-    <w:charset w:val="02"/>
-    <w:family w:val="auto"/>
-    <w:pitch w:val="default"/>
-    <w:sig w:usb0="00000000" w:usb1="00000000" w:usb2="00000000" w:usb3="00000000" w:csb0="80000000" w:csb1="00000000"/>
-  </w:font>
-  <w:font w:name="Arial">
-    <w:panose1 w:val="020B0604020202020204"/>
-    <w:charset w:val="01"/>
-    <w:family w:val="swiss"/>
-    <w:pitch w:val="default"/>
-    <w:sig w:usb0="E0002AFF" w:usb1="C0007843" w:usb2="00000009" w:usb3="00000000" w:csb0="400001FF" w:csb1="FFFF0000"/>
-  </w:font>
-  <w:font w:name="黑体">
-    <w:panose1 w:val="02010609060101010101"/>
-    <w:charset w:val="86"/>
-    <w:family w:val="auto"/>
-    <w:pitch w:val="default"/>
-    <w:sig w:usb0="800002BF" w:usb1="38CF7CFA" w:usb2="00000016" w:usb3="00000000" w:csb0="00040001" w:csb1="00000000"/>
-  </w:font>
-  <w:font w:name="Courier New">
-    <w:panose1 w:val="02070309020205020404"/>
-    <w:charset w:val="01"/>
-    <w:family w:val="modern"/>
-    <w:pitch w:val="default"/>
-    <w:sig w:usb0="E0002AFF" w:usb1="C0007843" w:usb2="00000009" w:usb3="00000000" w:csb0="400001FF" w:csb1="FFFF0000"/>
-  </w:font>
-  <w:font w:name="Symbol">
-    <w:panose1 w:val="05050102010706020507"/>
-    <w:charset w:val="02"/>
-    <w:family w:val="roman"/>
-    <w:pitch w:val="default"/>
-    <w:sig w:usb0="00000000" w:usb1="00000000" w:usb2="00000000" w:usb3="00000000" w:csb0="80000000" w:csb1="00000000"/>
-  </w:font>
-  <w:font w:name="Calibri">
-    <w:panose1 w:val="020F0502020204030204"/>
-    <w:charset w:val="00"/>
-    <w:family w:val="swiss"/>
-    <w:pitch w:val="default"/>
-    <w:sig w:usb0="E10002FF" w:usb1="4000ACFF" w:usb2="00000009" w:usb3="00000000" w:csb0="2000019F" w:csb1="00000000"/>
-  </w:font>
-</w:fonts>
-</file>
-
-<file path=word\footer1.xml><?xml version="1.0" encoding="utf-8"?>
+<file path=word/footer1.xml><?xml version="1.0" encoding="utf-8"?>
 <w:ftr xmlns:w="http://schemas.openxmlformats.org/wordprocessingml/2006/main">
   <w:p>
     <w:pPr>
@@ -10443,60 +11118,7 @@
 </w:ftr>
 </file>
 
-<file path=word\settings.xml><?xml version="1.0" encoding="utf-8"?>
-<w:settings xmlns:mc="http://schemas.openxmlformats.org/markup-compatibility/2006" xmlns:o="urn:schemas-microsoft-com:office:office" xmlns:r="http://schemas.openxmlformats.org/officeDocument/2006/relationships" xmlns:m="http://schemas.openxmlformats.org/officeDocument/2006/math" xmlns:v="urn:schemas-microsoft-com:vml" xmlns:w10="urn:schemas-microsoft-com:office:word" xmlns:w="http://schemas.openxmlformats.org/wordprocessingml/2006/main" xmlns:w14="http://schemas.microsoft.com/office/word/2010/wordml" xmlns:sl="http://schemas.openxmlformats.org/schemaLibrary/2006/main" xmlns:wpsCustomData="http://www.wps.cn/officeDocument/2013/wpsCustomData" mc:Ignorable="w14">
-  <w:zoom w:percent="100"/>
-  <w:embedSystemFonts/>
-  <w:bordersDoNotSurroundHeader w:val="0"/>
-  <w:bordersDoNotSurroundFooter w:val="0"/>
-  <w:documentProtection w:enforcement="0"/>
-  <w:defaultTabStop w:val="420"/>
-  <w:drawingGridVerticalSpacing w:val="156"/>
-  <w:displayHorizontalDrawingGridEvery w:val="1"/>
-  <w:displayVerticalDrawingGridEvery w:val="1"/>
-  <w:noPunctuationKerning w:val="1"/>
-  <w:characterSpacingControl w:val="compressPunctuation"/>
-  <w:compat>
-    <w:spaceForUL/>
-    <w:balanceSingleByteDoubleByteWidth/>
-    <w:doNotLeaveBackslashAlone/>
-    <w:ulTrailSpace/>
-    <w:doNotExpandShiftReturn/>
-    <w:adjustLineHeightInTable/>
-    <w:doNotWrapTextWithPunct/>
-    <w:doNotUseEastAsianBreakRules/>
-    <w:useFELayout/>
-    <w:doNotUseIndentAsNumberingTabStop/>
-    <w:compatSetting w:name="compatibilityMode" w:uri="http://schemas.microsoft.com/office/word" w:val="14"/>
-    <w:compatSetting w:name="overrideTableStyleFontSizeAndJustification" w:uri="http://schemas.microsoft.com/office/word" w:val="1"/>
-    <w:compatSetting w:name="enableOpenTypeFeatures" w:uri="http://schemas.microsoft.com/office/word" w:val="1"/>
-    <w:compatSetting w:name="doNotFlipMirrorIndents" w:uri="http://schemas.microsoft.com/office/word" w:val="1"/>
-  </w:compat>
-  <w:rsids>
-    <w:rsidRoot w:val="3D017ED7"/>
-    <w:rsid w:val="3D017ED7"/>
-    <w:rsid w:val="6F4859B8"/>
-  </w:rsids>
-  <m:mathPr>
-    <m:mathFont m:val="Cambria Math"/>
-    <m:brkBin m:val="before"/>
-    <m:brkBinSub m:val="--"/>
-    <m:smallFrac m:val="0"/>
-    <m:dispDef/>
-    <m:lMargin m:val="0"/>
-    <m:rMargin m:val="0"/>
-    <m:defJc m:val="centerGroup"/>
-    <m:wrapIndent m:val="1440"/>
-    <m:intLim m:val="subSup"/>
-    <m:naryLim m:val="undOvr"/>
-  </m:mathPr>
-  <w:themeFontLang w:val="en-US" w:eastAsia="zh-CN"/>
-  <w:clrSchemeMapping w:bg1="light1" w:t1="dark1" w:bg2="light2" w:t2="dark2" w:accent1="accent1" w:accent2="accent2" w:accent3="accent3" w:accent4="accent4" w:accent5="accent5" w:accent6="accent6" w:hyperlink="hyperlink" w:followedHyperlink="followedHyperlink"/>
-  <w:doNotIncludeSubdocsInStats/>
-</w:settings>
-</file>
-
-<file path=word\styles.xml><?xml version="1.0" encoding="utf-8"?>
+<file path=word/styles.xml><?xml version="1.0" encoding="utf-8"?>
 <w:styles xmlns:mc="http://schemas.openxmlformats.org/markup-compatibility/2006" xmlns:o="urn:schemas-microsoft-com:office:office" xmlns:r="http://schemas.openxmlformats.org/officeDocument/2006/relationships" xmlns:m="http://schemas.openxmlformats.org/officeDocument/2006/math" xmlns:v="urn:schemas-microsoft-com:vml" xmlns:w="http://schemas.openxmlformats.org/wordprocessingml/2006/main" xmlns:w14="http://schemas.microsoft.com/office/word/2010/wordml" xmlns:w10="urn:schemas-microsoft-com:office:word" xmlns:sl="http://schemas.openxmlformats.org/schemaLibrary/2006/main" xmlns:wpsCustomData="http://www.wps.cn/officeDocument/2013/wpsCustomData" mc:Ignorable="w14">
   <w:docDefaults>
     <w:rPrDefault>
@@ -10826,7 +11448,327 @@
 </w:styles>
 </file>
 
-<file path=word\theme\theme1.xml><?xml version="1.0" encoding="utf-8"?>
+<file path=word/activeX/activeX1.xml><?xml version="1.0" encoding="utf-8"?>
+<ax:ocx xmlns:ax="http://schemas.microsoft.com/office/2006/activeX" xmlns:r="http://schemas.openxmlformats.org/officeDocument/2006/relationships" ax:classid="{5512D118-5CC6-11CF-8D67-00AA00BDCE1D}" r:id="rId1" ax:persistence="persistStorage"/>
+</file>
+
+<file path=word/activeX/activeX10.xml><?xml version="1.0" encoding="utf-8"?>
+<ax:ocx xmlns:ax="http://schemas.microsoft.com/office/2006/activeX" xmlns:r="http://schemas.openxmlformats.org/officeDocument/2006/relationships" ax:classid="{5512D118-5CC6-11CF-8D67-00AA00BDCE1D}" r:id="rId1" ax:persistence="persistStorage"/>
+</file>
+
+<file path=word/activeX/activeX11.xml><?xml version="1.0" encoding="utf-8"?>
+<ax:ocx xmlns:ax="http://schemas.microsoft.com/office/2006/activeX" xmlns:r="http://schemas.openxmlformats.org/officeDocument/2006/relationships" ax:classid="{5512D118-5CC6-11CF-8D67-00AA00BDCE1D}" r:id="rId1" ax:persistence="persistStorage"/>
+</file>
+
+<file path=word/activeX/activeX12.xml><?xml version="1.0" encoding="utf-8"?>
+<ax:ocx xmlns:ax="http://schemas.microsoft.com/office/2006/activeX" xmlns:r="http://schemas.openxmlformats.org/officeDocument/2006/relationships" ax:classid="{5512D118-5CC6-11CF-8D67-00AA00BDCE1D}" r:id="rId1" ax:persistence="persistStorage"/>
+</file>
+
+<file path=word/activeX/activeX13.xml><?xml version="1.0" encoding="utf-8"?>
+<ax:ocx xmlns:ax="http://schemas.microsoft.com/office/2006/activeX" xmlns:r="http://schemas.openxmlformats.org/officeDocument/2006/relationships" ax:classid="{5512D118-5CC6-11CF-8D67-00AA00BDCE1D}" r:id="rId1" ax:persistence="persistStorage"/>
+</file>
+
+<file path=word/activeX/activeX14.xml><?xml version="1.0" encoding="utf-8"?>
+<ax:ocx xmlns:ax="http://schemas.microsoft.com/office/2006/activeX" xmlns:r="http://schemas.openxmlformats.org/officeDocument/2006/relationships" ax:classid="{5512D118-5CC6-11CF-8D67-00AA00BDCE1D}" r:id="rId1" ax:persistence="persistStorage"/>
+</file>
+
+<file path=word/activeX/activeX15.xml><?xml version="1.0" encoding="utf-8"?>
+<ax:ocx xmlns:ax="http://schemas.microsoft.com/office/2006/activeX" xmlns:r="http://schemas.openxmlformats.org/officeDocument/2006/relationships" ax:classid="{5512D118-5CC6-11CF-8D67-00AA00BDCE1D}" r:id="rId1" ax:persistence="persistStorage"/>
+</file>
+
+<file path=word/activeX/activeX16.xml><?xml version="1.0" encoding="utf-8"?>
+<ax:ocx xmlns:ax="http://schemas.microsoft.com/office/2006/activeX" xmlns:r="http://schemas.openxmlformats.org/officeDocument/2006/relationships" ax:classid="{5512D118-5CC6-11CF-8D67-00AA00BDCE1D}" r:id="rId1" ax:persistence="persistStorage"/>
+</file>
+
+<file path=word/activeX/activeX17.xml><?xml version="1.0" encoding="utf-8"?>
+<ax:ocx xmlns:ax="http://schemas.microsoft.com/office/2006/activeX" xmlns:r="http://schemas.openxmlformats.org/officeDocument/2006/relationships" ax:classid="{5512D118-5CC6-11CF-8D67-00AA00BDCE1D}" r:id="rId1" ax:persistence="persistStorage"/>
+</file>
+
+<file path=word/activeX/activeX18.xml><?xml version="1.0" encoding="utf-8"?>
+<ax:ocx xmlns:ax="http://schemas.microsoft.com/office/2006/activeX" xmlns:r="http://schemas.openxmlformats.org/officeDocument/2006/relationships" ax:classid="{5512D118-5CC6-11CF-8D67-00AA00BDCE1D}" r:id="rId1" ax:persistence="persistStorage"/>
+</file>
+
+<file path=word/activeX/activeX19.xml><?xml version="1.0" encoding="utf-8"?>
+<ax:ocx xmlns:ax="http://schemas.microsoft.com/office/2006/activeX" xmlns:r="http://schemas.openxmlformats.org/officeDocument/2006/relationships" ax:classid="{5512D118-5CC6-11CF-8D67-00AA00BDCE1D}" r:id="rId1" ax:persistence="persistStorage"/>
+</file>
+
+<file path=word/activeX/activeX2.xml><?xml version="1.0" encoding="utf-8"?>
+<ax:ocx xmlns:ax="http://schemas.microsoft.com/office/2006/activeX" xmlns:r="http://schemas.openxmlformats.org/officeDocument/2006/relationships" ax:classid="{5512D118-5CC6-11CF-8D67-00AA00BDCE1D}" r:id="rId1" ax:persistence="persistStorage"/>
+</file>
+
+<file path=word/activeX/activeX20.xml><?xml version="1.0" encoding="utf-8"?>
+<ax:ocx xmlns:ax="http://schemas.microsoft.com/office/2006/activeX" xmlns:r="http://schemas.openxmlformats.org/officeDocument/2006/relationships" ax:classid="{5512D118-5CC6-11CF-8D67-00AA00BDCE1D}" r:id="rId1" ax:persistence="persistStorage"/>
+</file>
+
+<file path=word/activeX/activeX21.xml><?xml version="1.0" encoding="utf-8"?>
+<ax:ocx xmlns:ax="http://schemas.microsoft.com/office/2006/activeX" xmlns:r="http://schemas.openxmlformats.org/officeDocument/2006/relationships" ax:classid="{5512D118-5CC6-11CF-8D67-00AA00BDCE1D}" r:id="rId1" ax:persistence="persistStorage"/>
+</file>
+
+<file path=word/activeX/activeX22.xml><?xml version="1.0" encoding="utf-8"?>
+<ax:ocx xmlns:ax="http://schemas.microsoft.com/office/2006/activeX" xmlns:r="http://schemas.openxmlformats.org/officeDocument/2006/relationships" ax:classid="{5512D118-5CC6-11CF-8D67-00AA00BDCE1D}" r:id="rId1" ax:persistence="persistStorage"/>
+</file>
+
+<file path=word/activeX/activeX23.xml><?xml version="1.0" encoding="utf-8"?>
+<ax:ocx xmlns:ax="http://schemas.microsoft.com/office/2006/activeX" xmlns:r="http://schemas.openxmlformats.org/officeDocument/2006/relationships" ax:classid="{5512D118-5CC6-11CF-8D67-00AA00BDCE1D}" r:id="rId1" ax:persistence="persistStorage"/>
+</file>
+
+<file path=word/activeX/activeX24.xml><?xml version="1.0" encoding="utf-8"?>
+<ax:ocx xmlns:ax="http://schemas.microsoft.com/office/2006/activeX" xmlns:r="http://schemas.openxmlformats.org/officeDocument/2006/relationships" ax:classid="{5512D118-5CC6-11CF-8D67-00AA00BDCE1D}" r:id="rId1" ax:persistence="persistStorage"/>
+</file>
+
+<file path=word/activeX/activeX25.xml><?xml version="1.0" encoding="utf-8"?>
+<ax:ocx xmlns:ax="http://schemas.microsoft.com/office/2006/activeX" xmlns:r="http://schemas.openxmlformats.org/officeDocument/2006/relationships" ax:classid="{5512D118-5CC6-11CF-8D67-00AA00BDCE1D}" r:id="rId1" ax:persistence="persistStorage"/>
+</file>
+
+<file path=word/activeX/activeX26.xml><?xml version="1.0" encoding="utf-8"?>
+<ax:ocx xmlns:ax="http://schemas.microsoft.com/office/2006/activeX" xmlns:r="http://schemas.openxmlformats.org/officeDocument/2006/relationships" ax:classid="{5512D118-5CC6-11CF-8D67-00AA00BDCE1D}" r:id="rId1" ax:persistence="persistStorage"/>
+</file>
+
+<file path=word/activeX/activeX27.xml><?xml version="1.0" encoding="utf-8"?>
+<ax:ocx xmlns:ax="http://schemas.microsoft.com/office/2006/activeX" xmlns:r="http://schemas.openxmlformats.org/officeDocument/2006/relationships" ax:classid="{5512D118-5CC6-11CF-8D67-00AA00BDCE1D}" r:id="rId1" ax:persistence="persistStorage"/>
+</file>
+
+<file path=word/activeX/activeX28.xml><?xml version="1.0" encoding="utf-8"?>
+<ax:ocx xmlns:ax="http://schemas.microsoft.com/office/2006/activeX" xmlns:r="http://schemas.openxmlformats.org/officeDocument/2006/relationships" ax:classid="{5512D118-5CC6-11CF-8D67-00AA00BDCE1D}" r:id="rId1" ax:persistence="persistStorage"/>
+</file>
+
+<file path=word/activeX/activeX29.xml><?xml version="1.0" encoding="utf-8"?>
+<ax:ocx xmlns:ax="http://schemas.microsoft.com/office/2006/activeX" xmlns:r="http://schemas.openxmlformats.org/officeDocument/2006/relationships" ax:classid="{5512D118-5CC6-11CF-8D67-00AA00BDCE1D}" r:id="rId1" ax:persistence="persistStorage"/>
+</file>
+
+<file path=word/activeX/activeX3.xml><?xml version="1.0" encoding="utf-8"?>
+<ax:ocx xmlns:ax="http://schemas.microsoft.com/office/2006/activeX" xmlns:r="http://schemas.openxmlformats.org/officeDocument/2006/relationships" ax:classid="{5512D118-5CC6-11CF-8D67-00AA00BDCE1D}" r:id="rId1" ax:persistence="persistStorage"/>
+</file>
+
+<file path=word/activeX/activeX30.xml><?xml version="1.0" encoding="utf-8"?>
+<ax:ocx xmlns:ax="http://schemas.microsoft.com/office/2006/activeX" xmlns:r="http://schemas.openxmlformats.org/officeDocument/2006/relationships" ax:classid="{5512D118-5CC6-11CF-8D67-00AA00BDCE1D}" r:id="rId1" ax:persistence="persistStorage"/>
+</file>
+
+<file path=word/activeX/activeX31.xml><?xml version="1.0" encoding="utf-8"?>
+<ax:ocx xmlns:ax="http://schemas.microsoft.com/office/2006/activeX" xmlns:r="http://schemas.openxmlformats.org/officeDocument/2006/relationships" ax:classid="{5512D118-5CC6-11CF-8D67-00AA00BDCE1D}" r:id="rId1" ax:persistence="persistStorage"/>
+</file>
+
+<file path=word/activeX/activeX32.xml><?xml version="1.0" encoding="utf-8"?>
+<ax:ocx xmlns:ax="http://schemas.microsoft.com/office/2006/activeX" xmlns:r="http://schemas.openxmlformats.org/officeDocument/2006/relationships" ax:classid="{5512D118-5CC6-11CF-8D67-00AA00BDCE1D}" r:id="rId1" ax:persistence="persistStorage"/>
+</file>
+
+<file path=word/activeX/activeX33.xml><?xml version="1.0" encoding="utf-8"?>
+<ax:ocx xmlns:ax="http://schemas.microsoft.com/office/2006/activeX" xmlns:r="http://schemas.openxmlformats.org/officeDocument/2006/relationships" ax:classid="{5512D118-5CC6-11CF-8D67-00AA00BDCE1D}" r:id="rId1" ax:persistence="persistStorage"/>
+</file>
+
+<file path=word/activeX/activeX34.xml><?xml version="1.0" encoding="utf-8"?>
+<ax:ocx xmlns:ax="http://schemas.microsoft.com/office/2006/activeX" xmlns:r="http://schemas.openxmlformats.org/officeDocument/2006/relationships" ax:classid="{5512D118-5CC6-11CF-8D67-00AA00BDCE1D}" r:id="rId1" ax:persistence="persistStorage"/>
+</file>
+
+<file path=word/activeX/activeX35.xml><?xml version="1.0" encoding="utf-8"?>
+<ax:ocx xmlns:ax="http://schemas.microsoft.com/office/2006/activeX" xmlns:r="http://schemas.openxmlformats.org/officeDocument/2006/relationships" ax:classid="{5512D118-5CC6-11CF-8D67-00AA00BDCE1D}" r:id="rId1" ax:persistence="persistStorage"/>
+</file>
+
+<file path=word/activeX/activeX36.xml><?xml version="1.0" encoding="utf-8"?>
+<ax:ocx xmlns:ax="http://schemas.microsoft.com/office/2006/activeX" xmlns:r="http://schemas.openxmlformats.org/officeDocument/2006/relationships" ax:classid="{5512D118-5CC6-11CF-8D67-00AA00BDCE1D}" r:id="rId1" ax:persistence="persistStorage"/>
+</file>
+
+<file path=word/activeX/activeX37.xml><?xml version="1.0" encoding="utf-8"?>
+<ax:ocx xmlns:ax="http://schemas.microsoft.com/office/2006/activeX" xmlns:r="http://schemas.openxmlformats.org/officeDocument/2006/relationships" ax:classid="{5512D118-5CC6-11CF-8D67-00AA00BDCE1D}" r:id="rId1" ax:persistence="persistStorage"/>
+</file>
+
+<file path=word/activeX/activeX38.xml><?xml version="1.0" encoding="utf-8"?>
+<ax:ocx xmlns:ax="http://schemas.microsoft.com/office/2006/activeX" xmlns:r="http://schemas.openxmlformats.org/officeDocument/2006/relationships" ax:classid="{5512D118-5CC6-11CF-8D67-00AA00BDCE1D}" r:id="rId1" ax:persistence="persistStorage"/>
+</file>
+
+<file path=word/activeX/activeX39.xml><?xml version="1.0" encoding="utf-8"?>
+<ax:ocx xmlns:ax="http://schemas.microsoft.com/office/2006/activeX" xmlns:r="http://schemas.openxmlformats.org/officeDocument/2006/relationships" ax:classid="{5512D118-5CC6-11CF-8D67-00AA00BDCE1D}" r:id="rId1" ax:persistence="persistStorage"/>
+</file>
+
+<file path=word/activeX/activeX4.xml><?xml version="1.0" encoding="utf-8"?>
+<ax:ocx xmlns:ax="http://schemas.microsoft.com/office/2006/activeX" xmlns:r="http://schemas.openxmlformats.org/officeDocument/2006/relationships" ax:classid="{5512D118-5CC6-11CF-8D67-00AA00BDCE1D}" r:id="rId1" ax:persistence="persistStorage"/>
+</file>
+
+<file path=word/activeX/activeX40.xml><?xml version="1.0" encoding="utf-8"?>
+<ax:ocx xmlns:ax="http://schemas.microsoft.com/office/2006/activeX" xmlns:r="http://schemas.openxmlformats.org/officeDocument/2006/relationships" ax:classid="{5512D118-5CC6-11CF-8D67-00AA00BDCE1D}" r:id="rId1" ax:persistence="persistStorage"/>
+</file>
+
+<file path=word/activeX/activeX41.xml><?xml version="1.0" encoding="utf-8"?>
+<ax:ocx xmlns:ax="http://schemas.microsoft.com/office/2006/activeX" xmlns:r="http://schemas.openxmlformats.org/officeDocument/2006/relationships" ax:classid="{5512D118-5CC6-11CF-8D67-00AA00BDCE1D}" r:id="rId1" ax:persistence="persistStorage"/>
+</file>
+
+<file path=word/activeX/activeX42.xml><?xml version="1.0" encoding="utf-8"?>
+<ax:ocx xmlns:ax="http://schemas.microsoft.com/office/2006/activeX" xmlns:r="http://schemas.openxmlformats.org/officeDocument/2006/relationships" ax:classid="{5512D118-5CC6-11CF-8D67-00AA00BDCE1D}" r:id="rId1" ax:persistence="persistStorage"/>
+</file>
+
+<file path=word/activeX/activeX43.xml><?xml version="1.0" encoding="utf-8"?>
+<ax:ocx xmlns:ax="http://schemas.microsoft.com/office/2006/activeX" xmlns:r="http://schemas.openxmlformats.org/officeDocument/2006/relationships" ax:classid="{5512D118-5CC6-11CF-8D67-00AA00BDCE1D}" r:id="rId1" ax:persistence="persistStorage"/>
+</file>
+
+<file path=word/activeX/activeX44.xml><?xml version="1.0" encoding="utf-8"?>
+<ax:ocx xmlns:ax="http://schemas.microsoft.com/office/2006/activeX" xmlns:r="http://schemas.openxmlformats.org/officeDocument/2006/relationships" ax:classid="{5512D118-5CC6-11CF-8D67-00AA00BDCE1D}" r:id="rId1" ax:persistence="persistStorage"/>
+</file>
+
+<file path=word/activeX/activeX45.xml><?xml version="1.0" encoding="utf-8"?>
+<ax:ocx xmlns:ax="http://schemas.microsoft.com/office/2006/activeX" xmlns:r="http://schemas.openxmlformats.org/officeDocument/2006/relationships" ax:classid="{5512D118-5CC6-11CF-8D67-00AA00BDCE1D}" r:id="rId1" ax:persistence="persistStorage"/>
+</file>
+
+<file path=word/activeX/activeX46.xml><?xml version="1.0" encoding="utf-8"?>
+<ax:ocx xmlns:ax="http://schemas.microsoft.com/office/2006/activeX" xmlns:r="http://schemas.openxmlformats.org/officeDocument/2006/relationships" ax:classid="{5512D118-5CC6-11CF-8D67-00AA00BDCE1D}" r:id="rId1" ax:persistence="persistStorage"/>
+</file>
+
+<file path=word/activeX/activeX47.xml><?xml version="1.0" encoding="utf-8"?>
+<ax:ocx xmlns:ax="http://schemas.microsoft.com/office/2006/activeX" xmlns:r="http://schemas.openxmlformats.org/officeDocument/2006/relationships" ax:classid="{5512D118-5CC6-11CF-8D67-00AA00BDCE1D}" r:id="rId1" ax:persistence="persistStorage"/>
+</file>
+
+<file path=word/activeX/activeX48.xml><?xml version="1.0" encoding="utf-8"?>
+<ax:ocx xmlns:ax="http://schemas.microsoft.com/office/2006/activeX" xmlns:r="http://schemas.openxmlformats.org/officeDocument/2006/relationships" ax:classid="{5512D118-5CC6-11CF-8D67-00AA00BDCE1D}" r:id="rId1" ax:persistence="persistStorage"/>
+</file>
+
+<file path=word/activeX/activeX49.xml><?xml version="1.0" encoding="utf-8"?>
+<ax:ocx xmlns:ax="http://schemas.microsoft.com/office/2006/activeX" xmlns:r="http://schemas.openxmlformats.org/officeDocument/2006/relationships" ax:classid="{5512D118-5CC6-11CF-8D67-00AA00BDCE1D}" r:id="rId1" ax:persistence="persistStorage"/>
+</file>
+
+<file path=word/activeX/activeX5.xml><?xml version="1.0" encoding="utf-8"?>
+<ax:ocx xmlns:ax="http://schemas.microsoft.com/office/2006/activeX" xmlns:r="http://schemas.openxmlformats.org/officeDocument/2006/relationships" ax:classid="{5512D118-5CC6-11CF-8D67-00AA00BDCE1D}" r:id="rId1" ax:persistence="persistStorage"/>
+</file>
+
+<file path=word/activeX/activeX50.xml><?xml version="1.0" encoding="utf-8"?>
+<ax:ocx xmlns:ax="http://schemas.microsoft.com/office/2006/activeX" xmlns:r="http://schemas.openxmlformats.org/officeDocument/2006/relationships" ax:classid="{5512D118-5CC6-11CF-8D67-00AA00BDCE1D}" r:id="rId1" ax:persistence="persistStorage"/>
+</file>
+
+<file path=word/activeX/activeX51.xml><?xml version="1.0" encoding="utf-8"?>
+<ax:ocx xmlns:ax="http://schemas.microsoft.com/office/2006/activeX" xmlns:r="http://schemas.openxmlformats.org/officeDocument/2006/relationships" ax:classid="{5512D118-5CC6-11CF-8D67-00AA00BDCE1D}" r:id="rId1" ax:persistence="persistStorage"/>
+</file>
+
+<file path=word/activeX/activeX52.xml><?xml version="1.0" encoding="utf-8"?>
+<ax:ocx xmlns:ax="http://schemas.microsoft.com/office/2006/activeX" xmlns:r="http://schemas.openxmlformats.org/officeDocument/2006/relationships" ax:classid="{5512D118-5CC6-11CF-8D67-00AA00BDCE1D}" r:id="rId1" ax:persistence="persistStorage"/>
+</file>
+
+<file path=word/activeX/activeX53.xml><?xml version="1.0" encoding="utf-8"?>
+<ax:ocx xmlns:ax="http://schemas.microsoft.com/office/2006/activeX" xmlns:r="http://schemas.openxmlformats.org/officeDocument/2006/relationships" ax:classid="{5512D118-5CC6-11CF-8D67-00AA00BDCE1D}" r:id="rId1" ax:persistence="persistStorage"/>
+</file>
+
+<file path=word/activeX/activeX54.xml><?xml version="1.0" encoding="utf-8"?>
+<ax:ocx xmlns:ax="http://schemas.microsoft.com/office/2006/activeX" xmlns:r="http://schemas.openxmlformats.org/officeDocument/2006/relationships" ax:classid="{5512D118-5CC6-11CF-8D67-00AA00BDCE1D}" r:id="rId1" ax:persistence="persistStorage"/>
+</file>
+
+<file path=word/activeX/activeX55.xml><?xml version="1.0" encoding="utf-8"?>
+<ax:ocx xmlns:ax="http://schemas.microsoft.com/office/2006/activeX" xmlns:r="http://schemas.openxmlformats.org/officeDocument/2006/relationships" ax:classid="{5512D118-5CC6-11CF-8D67-00AA00BDCE1D}" r:id="rId1" ax:persistence="persistStorage"/>
+</file>
+
+<file path=word/activeX/activeX56.xml><?xml version="1.0" encoding="utf-8"?>
+<ax:ocx xmlns:ax="http://schemas.microsoft.com/office/2006/activeX" xmlns:r="http://schemas.openxmlformats.org/officeDocument/2006/relationships" ax:classid="{5512D118-5CC6-11CF-8D67-00AA00BDCE1D}" r:id="rId1" ax:persistence="persistStorage"/>
+</file>
+
+<file path=word/activeX/activeX57.xml><?xml version="1.0" encoding="utf-8"?>
+<ax:ocx xmlns:ax="http://schemas.microsoft.com/office/2006/activeX" xmlns:r="http://schemas.openxmlformats.org/officeDocument/2006/relationships" ax:classid="{5512D118-5CC6-11CF-8D67-00AA00BDCE1D}" r:id="rId1" ax:persistence="persistStorage"/>
+</file>
+
+<file path=word/activeX/activeX58.xml><?xml version="1.0" encoding="utf-8"?>
+<ax:ocx xmlns:ax="http://schemas.microsoft.com/office/2006/activeX" xmlns:r="http://schemas.openxmlformats.org/officeDocument/2006/relationships" ax:classid="{5512D118-5CC6-11CF-8D67-00AA00BDCE1D}" r:id="rId1" ax:persistence="persistStorage"/>
+</file>
+
+<file path=word/activeX/activeX59.xml><?xml version="1.0" encoding="utf-8"?>
+<ax:ocx xmlns:ax="http://schemas.microsoft.com/office/2006/activeX" xmlns:r="http://schemas.openxmlformats.org/officeDocument/2006/relationships" ax:classid="{5512D118-5CC6-11CF-8D67-00AA00BDCE1D}" r:id="rId1" ax:persistence="persistStorage"/>
+</file>
+
+<file path=word/activeX/activeX6.xml><?xml version="1.0" encoding="utf-8"?>
+<ax:ocx xmlns:ax="http://schemas.microsoft.com/office/2006/activeX" xmlns:r="http://schemas.openxmlformats.org/officeDocument/2006/relationships" ax:classid="{5512D118-5CC6-11CF-8D67-00AA00BDCE1D}" r:id="rId1" ax:persistence="persistStorage"/>
+</file>
+
+<file path=word/activeX/activeX60.xml><?xml version="1.0" encoding="utf-8"?>
+<ax:ocx xmlns:ax="http://schemas.microsoft.com/office/2006/activeX" xmlns:r="http://schemas.openxmlformats.org/officeDocument/2006/relationships" ax:classid="{5512D118-5CC6-11CF-8D67-00AA00BDCE1D}" r:id="rId1" ax:persistence="persistStorage"/>
+</file>
+
+<file path=word/activeX/activeX61.xml><?xml version="1.0" encoding="utf-8"?>
+<ax:ocx xmlns:ax="http://schemas.microsoft.com/office/2006/activeX" xmlns:r="http://schemas.openxmlformats.org/officeDocument/2006/relationships" ax:classid="{5512D118-5CC6-11CF-8D67-00AA00BDCE1D}" r:id="rId1" ax:persistence="persistStorage"/>
+</file>
+
+<file path=word/activeX/activeX62.xml><?xml version="1.0" encoding="utf-8"?>
+<ax:ocx xmlns:ax="http://schemas.microsoft.com/office/2006/activeX" xmlns:r="http://schemas.openxmlformats.org/officeDocument/2006/relationships" ax:classid="{5512D118-5CC6-11CF-8D67-00AA00BDCE1D}" r:id="rId1" ax:persistence="persistStorage"/>
+</file>
+
+<file path=word/activeX/activeX63.xml><?xml version="1.0" encoding="utf-8"?>
+<ax:ocx xmlns:ax="http://schemas.microsoft.com/office/2006/activeX" xmlns:r="http://schemas.openxmlformats.org/officeDocument/2006/relationships" ax:classid="{5512D118-5CC6-11CF-8D67-00AA00BDCE1D}" r:id="rId1" ax:persistence="persistStorage"/>
+</file>
+
+<file path=word/activeX/activeX64.xml><?xml version="1.0" encoding="utf-8"?>
+<ax:ocx xmlns:ax="http://schemas.microsoft.com/office/2006/activeX" xmlns:r="http://schemas.openxmlformats.org/officeDocument/2006/relationships" ax:classid="{5512D118-5CC6-11CF-8D67-00AA00BDCE1D}" r:id="rId1" ax:persistence="persistStorage"/>
+</file>
+
+<file path=word/activeX/activeX65.xml><?xml version="1.0" encoding="utf-8"?>
+<ax:ocx xmlns:ax="http://schemas.microsoft.com/office/2006/activeX" xmlns:r="http://schemas.openxmlformats.org/officeDocument/2006/relationships" ax:classid="{5512D118-5CC6-11CF-8D67-00AA00BDCE1D}" r:id="rId1" ax:persistence="persistStorage"/>
+</file>
+
+<file path=word/activeX/activeX66.xml><?xml version="1.0" encoding="utf-8"?>
+<ax:ocx xmlns:ax="http://schemas.microsoft.com/office/2006/activeX" xmlns:r="http://schemas.openxmlformats.org/officeDocument/2006/relationships" ax:classid="{5512D118-5CC6-11CF-8D67-00AA00BDCE1D}" r:id="rId1" ax:persistence="persistStorage"/>
+</file>
+
+<file path=word/activeX/activeX67.xml><?xml version="1.0" encoding="utf-8"?>
+<ax:ocx xmlns:ax="http://schemas.microsoft.com/office/2006/activeX" xmlns:r="http://schemas.openxmlformats.org/officeDocument/2006/relationships" ax:classid="{5512D118-5CC6-11CF-8D67-00AA00BDCE1D}" r:id="rId1" ax:persistence="persistStorage"/>
+</file>
+
+<file path=word/activeX/activeX68.xml><?xml version="1.0" encoding="utf-8"?>
+<ax:ocx xmlns:ax="http://schemas.microsoft.com/office/2006/activeX" xmlns:r="http://schemas.openxmlformats.org/officeDocument/2006/relationships" ax:classid="{5512D118-5CC6-11CF-8D67-00AA00BDCE1D}" r:id="rId1" ax:persistence="persistStorage"/>
+</file>
+
+<file path=word/activeX/activeX69.xml><?xml version="1.0" encoding="utf-8"?>
+<ax:ocx xmlns:ax="http://schemas.microsoft.com/office/2006/activeX" xmlns:r="http://schemas.openxmlformats.org/officeDocument/2006/relationships" ax:classid="{5512D118-5CC6-11CF-8D67-00AA00BDCE1D}" r:id="rId1" ax:persistence="persistStorage"/>
+</file>
+
+<file path=word/activeX/activeX7.xml><?xml version="1.0" encoding="utf-8"?>
+<ax:ocx xmlns:ax="http://schemas.microsoft.com/office/2006/activeX" xmlns:r="http://schemas.openxmlformats.org/officeDocument/2006/relationships" ax:classid="{5512D118-5CC6-11CF-8D67-00AA00BDCE1D}" r:id="rId1" ax:persistence="persistStorage"/>
+</file>
+
+<file path=word/activeX/activeX70.xml><?xml version="1.0" encoding="utf-8"?>
+<ax:ocx xmlns:ax="http://schemas.microsoft.com/office/2006/activeX" xmlns:r="http://schemas.openxmlformats.org/officeDocument/2006/relationships" ax:classid="{5512D118-5CC6-11CF-8D67-00AA00BDCE1D}" r:id="rId1" ax:persistence="persistStorage"/>
+</file>
+
+<file path=word/activeX/activeX71.xml><?xml version="1.0" encoding="utf-8"?>
+<ax:ocx xmlns:ax="http://schemas.microsoft.com/office/2006/activeX" xmlns:r="http://schemas.openxmlformats.org/officeDocument/2006/relationships" ax:classid="{5512D118-5CC6-11CF-8D67-00AA00BDCE1D}" r:id="rId1" ax:persistence="persistStorage"/>
+</file>
+
+<file path=word/activeX/activeX72.xml><?xml version="1.0" encoding="utf-8"?>
+<ax:ocx xmlns:ax="http://schemas.microsoft.com/office/2006/activeX" xmlns:r="http://schemas.openxmlformats.org/officeDocument/2006/relationships" ax:classid="{5512D118-5CC6-11CF-8D67-00AA00BDCE1D}" r:id="rId1" ax:persistence="persistStorage"/>
+</file>
+
+<file path=word/activeX/activeX73.xml><?xml version="1.0" encoding="utf-8"?>
+<ax:ocx xmlns:ax="http://schemas.microsoft.com/office/2006/activeX" xmlns:r="http://schemas.openxmlformats.org/officeDocument/2006/relationships" ax:classid="{5512D118-5CC6-11CF-8D67-00AA00BDCE1D}" r:id="rId1" ax:persistence="persistStorage"/>
+</file>
+
+<file path=word/activeX/activeX74.xml><?xml version="1.0" encoding="utf-8"?>
+<ax:ocx xmlns:ax="http://schemas.microsoft.com/office/2006/activeX" xmlns:r="http://schemas.openxmlformats.org/officeDocument/2006/relationships" ax:classid="{5512D118-5CC6-11CF-8D67-00AA00BDCE1D}" r:id="rId1" ax:persistence="persistStorage"/>
+</file>
+
+<file path=word/activeX/activeX75.xml><?xml version="1.0" encoding="utf-8"?>
+<ax:ocx xmlns:ax="http://schemas.microsoft.com/office/2006/activeX" xmlns:r="http://schemas.openxmlformats.org/officeDocument/2006/relationships" ax:classid="{5512D118-5CC6-11CF-8D67-00AA00BDCE1D}" r:id="rId1" ax:persistence="persistStorage"/>
+</file>
+
+<file path=word/activeX/activeX76.xml><?xml version="1.0" encoding="utf-8"?>
+<ax:ocx xmlns:ax="http://schemas.microsoft.com/office/2006/activeX" xmlns:r="http://schemas.openxmlformats.org/officeDocument/2006/relationships" ax:classid="{5512D118-5CC6-11CF-8D67-00AA00BDCE1D}" r:id="rId1" ax:persistence="persistStorage"/>
+</file>
+
+<file path=word/activeX/activeX77.xml><?xml version="1.0" encoding="utf-8"?>
+<ax:ocx xmlns:ax="http://schemas.microsoft.com/office/2006/activeX" xmlns:r="http://schemas.openxmlformats.org/officeDocument/2006/relationships" ax:classid="{5512D118-5CC6-11CF-8D67-00AA00BDCE1D}" r:id="rId1" ax:persistence="persistStorage"/>
+</file>
+
+<file path=word/activeX/activeX78.xml><?xml version="1.0" encoding="utf-8"?>
+<ax:ocx xmlns:ax="http://schemas.microsoft.com/office/2006/activeX" xmlns:r="http://schemas.openxmlformats.org/officeDocument/2006/relationships" ax:classid="{5512D118-5CC6-11CF-8D67-00AA00BDCE1D}" r:id="rId1" ax:persistence="persistStorage"/>
+</file>
+
+<file path=word/activeX/activeX79.xml><?xml version="1.0" encoding="utf-8"?>
+<ax:ocx xmlns:ax="http://schemas.microsoft.com/office/2006/activeX" xmlns:r="http://schemas.openxmlformats.org/officeDocument/2006/relationships" ax:classid="{5512D118-5CC6-11CF-8D67-00AA00BDCE1D}" r:id="rId1" ax:persistence="persistStorage"/>
+</file>
+
+<file path=word/activeX/activeX8.xml><?xml version="1.0" encoding="utf-8"?>
+<ax:ocx xmlns:ax="http://schemas.microsoft.com/office/2006/activeX" xmlns:r="http://schemas.openxmlformats.org/officeDocument/2006/relationships" ax:classid="{5512D118-5CC6-11CF-8D67-00AA00BDCE1D}" r:id="rId1" ax:persistence="persistStorage"/>
+</file>
+
+<file path=word/activeX/activeX80.xml><?xml version="1.0" encoding="utf-8"?>
+<ax:ocx xmlns:ax="http://schemas.microsoft.com/office/2006/activeX" xmlns:r="http://schemas.openxmlformats.org/officeDocument/2006/relationships" ax:classid="{5512D118-5CC6-11CF-8D67-00AA00BDCE1D}" r:id="rId1" ax:persistence="persistStorage"/>
+</file>
+
+<file path=word/activeX/activeX9.xml><?xml version="1.0" encoding="utf-8"?>
+<ax:ocx xmlns:ax="http://schemas.microsoft.com/office/2006/activeX" xmlns:r="http://schemas.openxmlformats.org/officeDocument/2006/relationships" ax:classid="{5512D118-5CC6-11CF-8D67-00AA00BDCE1D}" r:id="rId1" ax:persistence="persistStorage"/>
+</file>
+
+<file path=word/theme/theme1.xml><?xml version="1.0" encoding="utf-8"?>
 <a:theme xmlns:a="http://schemas.openxmlformats.org/drawingml/2006/main" name="Office 主题">
   <a:themeElements>
     <a:clrScheme name="Office">
@@ -11079,4 +12021,20 @@
   </a:themeElements>
   <a:objectDefaults/>
 </a:theme>
+</file>
+
+<file path=customXml/item1.xml><?xml version="1.0" encoding="utf-8"?>
+<s:customData xmlns="http://www.wps.cn/officeDocument/2013/wpsCustomData" xmlns:s="http://www.wps.cn/officeDocument/2013/wpsCustomData">
+  <customSectProps>
+    <customSectPr/>
+  </customSectProps>
+</s:customData>
+</file>
+
+<file path=customXml/itemProps1.xml><?xml version="1.0" encoding="utf-8"?>
+<ds:datastoreItem xmlns:ds="http://schemas.openxmlformats.org/officeDocument/2006/customXml" ds:itemID="{B1977F7D-205B-4081-913C-38D41E755F92}">
+  <ds:schemaRefs>
+    <ds:schemaRef ds:uri="http://www.wps.cn/officeDocument/2013/wpsCustomData"/>
+  </ds:schemaRefs>
+</ds:datastoreItem>
 </file>